--- a/C_codespace/2 kurs/3-rd senester/programming languages/laboratory work/6-th lab/Vlad/Отчёт 6 лаба.docx
+++ b/C_codespace/2 kurs/3-rd senester/programming languages/laboratory work/6-th lab/Vlad/Отчёт 6 лаба.docx
@@ -1,6 +1,6 @@
 
 <file path=word/document.xml><?xml version="1.0" encoding="utf-8"?>
-<w:document xmlns:wpc="http://schemas.microsoft.com/office/word/2010/wordprocessingCanvas" xmlns:mc="http://schemas.openxmlformats.org/markup-compatibility/2006" xmlns:o="urn:schemas-microsoft-com:office:office" xmlns:r="http://schemas.openxmlformats.org/officeDocument/2006/relationships" xmlns:m="http://schemas.openxmlformats.org/officeDocument/2006/math" xmlns:v="urn:schemas-microsoft-com:vml" xmlns:wp14="http://schemas.microsoft.com/office/word/2010/wordprocessingDrawing" xmlns:wp="http://schemas.openxmlformats.org/drawingml/2006/wordprocessingDrawing" xmlns:w10="urn:schemas-microsoft-com:office:word" xmlns:w="http://schemas.openxmlformats.org/wordprocessingml/2006/main" xmlns:w14="http://schemas.microsoft.com/office/word/2010/wordml" xmlns:w15="http://schemas.microsoft.com/office/word/2012/wordml" xmlns:wpg="http://schemas.microsoft.com/office/word/2010/wordprocessingGroup" xmlns:wpi="http://schemas.microsoft.com/office/word/2010/wordprocessingInk" xmlns:wne="http://schemas.microsoft.com/office/word/2006/wordml" xmlns:wps="http://schemas.microsoft.com/office/word/2010/wordprocessingShape" mc:Ignorable="w14 w15 wp14">
+<w:document xmlns:wpc="http://schemas.microsoft.com/office/word/2010/wordprocessingCanvas" xmlns:cx="http://schemas.microsoft.com/office/drawing/2014/chartex" xmlns:cx1="http://schemas.microsoft.com/office/drawing/2015/9/8/chartex" xmlns:cx2="http://schemas.microsoft.com/office/drawing/2015/10/21/chartex" xmlns:cx3="http://schemas.microsoft.com/office/drawing/2016/5/9/chartex" xmlns:cx4="http://schemas.microsoft.com/office/drawing/2016/5/10/chartex" xmlns:cx5="http://schemas.microsoft.com/office/drawing/2016/5/11/chartex" xmlns:cx6="http://schemas.microsoft.com/office/drawing/2016/5/12/chartex" xmlns:cx7="http://schemas.microsoft.com/office/drawing/2016/5/13/chartex" xmlns:cx8="http://schemas.microsoft.com/office/drawing/2016/5/14/chartex" xmlns:mc="http://schemas.openxmlformats.org/markup-compatibility/2006" xmlns:aink="http://schemas.microsoft.com/office/drawing/2016/ink" xmlns:am3d="http://schemas.microsoft.com/office/drawing/2017/model3d" xmlns:o="urn:schemas-microsoft-com:office:office" xmlns:oel="http://schemas.microsoft.com/office/2019/extlst" xmlns:r="http://schemas.openxmlformats.org/officeDocument/2006/relationships" xmlns:m="http://schemas.openxmlformats.org/officeDocument/2006/math" xmlns:v="urn:schemas-microsoft-com:vml" xmlns:wp14="http://schemas.microsoft.com/office/word/2010/wordprocessingDrawing" xmlns:wp="http://schemas.openxmlformats.org/drawingml/2006/wordprocessingDrawing" xmlns:w10="urn:schemas-microsoft-com:office:word" xmlns:w="http://schemas.openxmlformats.org/wordprocessingml/2006/main" xmlns:w14="http://schemas.microsoft.com/office/word/2010/wordml" xmlns:w15="http://schemas.microsoft.com/office/word/2012/wordml" xmlns:w16cex="http://schemas.microsoft.com/office/word/2018/wordml/cex" xmlns:w16cid="http://schemas.microsoft.com/office/word/2016/wordml/cid" xmlns:w16="http://schemas.microsoft.com/office/word/2018/wordml" xmlns:w16du="http://schemas.microsoft.com/office/word/2023/wordml/word16du" xmlns:w16sdtdh="http://schemas.microsoft.com/office/word/2020/wordml/sdtdatahash" xmlns:w16sdtfl="http://schemas.microsoft.com/office/word/2024/wordml/sdtformatlock" xmlns:w16se="http://schemas.microsoft.com/office/word/2015/wordml/symex" xmlns:wpg="http://schemas.microsoft.com/office/word/2010/wordprocessingGroup" xmlns:wpi="http://schemas.microsoft.com/office/word/2010/wordprocessingInk" xmlns:wne="http://schemas.microsoft.com/office/word/2006/wordml" xmlns:wps="http://schemas.microsoft.com/office/word/2010/wordprocessingShape" mc:Ignorable="w14 w15 w16se w16cid w16 w16cex w16sdtdh w16sdtfl w16du wp14">
   <w:body>
     <w:p>
       <w:pPr>
@@ -840,15 +840,7 @@
     </w:p>
     <w:p>
       <w:r>
-        <w:t xml:space="preserve">Изучение основных средств языка программирования </w:t>
-      </w:r>
-      <w:proofErr w:type="spellStart"/>
-      <w:r>
-        <w:t>Python</w:t>
-      </w:r>
-      <w:proofErr w:type="spellEnd"/>
-      <w:r>
-        <w:t>, необходимых для обработки произвольного текста.</w:t>
+        <w:t>Изучение основных средств языка программирования Python, необходимых для обработки произвольного текста.</w:t>
       </w:r>
     </w:p>
     <w:p>
@@ -909,15 +901,7 @@
         </w:numPr>
       </w:pPr>
       <w:r>
-        <w:t xml:space="preserve">Составьте программу на языке </w:t>
-      </w:r>
-      <w:proofErr w:type="spellStart"/>
-      <w:r>
-        <w:t>Python</w:t>
-      </w:r>
-      <w:proofErr w:type="spellEnd"/>
-      <w:r>
-        <w:t xml:space="preserve"> и выполните ее отладку. </w:t>
+        <w:t xml:space="preserve">Составьте программу на языке Python и выполните ее отладку. </w:t>
       </w:r>
     </w:p>
     <w:p>
@@ -1025,16 +1009,11 @@
         </w:numPr>
       </w:pPr>
       <w:r>
-        <w:t xml:space="preserve">Защитите лабораторную работу перед </w:t>
-      </w:r>
-      <w:proofErr w:type="gramStart"/>
-      <w:r>
-        <w:t>преподавателем.</w:t>
+        <w:t>Защитите лабораторную работу перед преподавателем.</w:t>
       </w:r>
       <w:r>
         <w:t>.</w:t>
       </w:r>
-      <w:proofErr w:type="gramEnd"/>
     </w:p>
     <w:p>
       <w:pPr>
@@ -1094,7 +1073,6 @@
         </w:rPr>
         <w:t>.</w:t>
       </w:r>
-      <w:proofErr w:type="spellStart"/>
       <w:r>
         <w:rPr>
           <w:b/>
@@ -1103,7 +1081,6 @@
         </w:rPr>
         <w:t>py</w:t>
       </w:r>
-      <w:proofErr w:type="spellEnd"/>
       <w:r>
         <w:t>:</w:t>
       </w:r>
@@ -1115,6 +1092,9 @@
       </w:pPr>
       <w:bookmarkStart w:id="2" w:name="_Toc28003444"/>
       <w:r>
+        <w:rPr>
+          <w:noProof/>
+        </w:rPr>
         <w:drawing>
           <wp:inline distT="0" distB="0" distL="0" distR="0" wp14:anchorId="6A4BE71E" wp14:editId="53A1E081">
             <wp:extent cx="6119495" cy="3394710"/>
@@ -1171,7 +1151,6 @@
         </w:rPr>
         <w:t>.</w:t>
       </w:r>
-      <w:proofErr w:type="spellStart"/>
       <w:r>
         <w:rPr>
           <w:b/>
@@ -1180,7 +1159,6 @@
         </w:rPr>
         <w:t>py</w:t>
       </w:r>
-      <w:proofErr w:type="spellEnd"/>
       <w:r>
         <w:t>:</w:t>
       </w:r>
@@ -1191,6 +1169,9 @@
         <w:jc w:val="center"/>
       </w:pPr>
       <w:r>
+        <w:rPr>
+          <w:noProof/>
+        </w:rPr>
         <w:drawing>
           <wp:inline distT="0" distB="0" distL="0" distR="0" wp14:anchorId="1FC54320" wp14:editId="6DACF0C6">
             <wp:extent cx="5115639" cy="4582164"/>
@@ -1259,6 +1240,7 @@
       </w:pPr>
       <w:r>
         <w:rPr>
+          <w:noProof/>
           <w:lang w:val="en-US"/>
         </w:rPr>
         <w:drawing>
@@ -1297,8 +1279,6 @@
           </wp:inline>
         </w:drawing>
       </w:r>
-      <w:bookmarkStart w:id="3" w:name="_GoBack"/>
-      <w:bookmarkEnd w:id="3"/>
     </w:p>
     <w:bookmarkEnd w:id="2"/>
     <w:p>
@@ -1325,28 +1305,40 @@
           <w:b/>
           <w:bCs/>
         </w:rPr>
-        <w:t>Раскройте понятие указателя в языке С. Опишите синтаксис объявления указателя.</w:t>
+        <w:t>Раскройте понятие строки в языке программирования Python</w:t>
+      </w:r>
+      <w:r>
+        <w:rPr>
+          <w:b/>
+          <w:bCs/>
+        </w:rPr>
+        <w:t>.</w:t>
       </w:r>
       <w:r>
         <w:br/>
-        <w:t>Указатель — это переменная, которая хранит адрес другой переменной в памяти</w:t>
-      </w:r>
-      <w:r>
-        <w:t xml:space="preserve"> и позволяет к ней обращаться.</w:t>
-      </w:r>
-      <w:r>
-        <w:br/>
-        <w:t xml:space="preserve">Синтаксис объявления: </w:t>
-      </w:r>
-      <w:r>
-        <w:rPr>
-          <w:i/>
-          <w:iCs/>
-        </w:rPr>
-        <w:t>тип_данных *имя_указателя</w:t>
-      </w:r>
-      <w:r>
-        <w:t>;</w:t>
+      </w:r>
+      <w:r>
+        <w:t>Это</w:t>
+      </w:r>
+      <w:r>
+        <w:t xml:space="preserve"> упорядоченная последовательность символов, заключённая в кавычки. В Python строки поддерживают </w:t>
+      </w:r>
+      <w:proofErr w:type="spellStart"/>
+      <w:r>
+        <w:t>Unicode</w:t>
+      </w:r>
+      <w:proofErr w:type="spellEnd"/>
+      <w:r>
+        <w:t xml:space="preserve"> и могут содержать буквы, цифры, пробелы</w:t>
+      </w:r>
+      <w:r>
+        <w:t xml:space="preserve"> и </w:t>
+      </w:r>
+      <w:r>
+        <w:t>спецсимволы</w:t>
+      </w:r>
+      <w:r>
+        <w:t>.</w:t>
       </w:r>
     </w:p>
     <w:p>
@@ -1361,15 +1353,28 @@
           <w:b/>
           <w:bCs/>
         </w:rPr>
-        <w:t>В чем преимущество использования операций new и delete в языке С++ по сравнению с аналогичными средствами языка С?</w:t>
+        <w:t>Что такое строковый литерал</w:t>
+      </w:r>
+      <w:r>
+        <w:rPr>
+          <w:b/>
+          <w:bCs/>
+        </w:rPr>
+        <w:t>?</w:t>
       </w:r>
       <w:r>
         <w:br/>
-        <w:t>Операторы new и delete в C++ автоматически вызывают конструкторы и деструкторы объектов, обеспечивая правильную инициализацию и очистку. В отличие от malloc и free в C, new также является типобезопасным, возвращая указатель нужного типа без явного приведения.</w:t>
-      </w:r>
-    </w:p>
-    <w:p>
-      <w:pPr>
+      </w:r>
+      <w:r>
+        <w:t>Строковый литерал — это явное представление строки в коде программы, заключённое в одинарные ('...'), двойные ("...") или тройные кавычки ('''...''' или """...""")</w:t>
+      </w:r>
+      <w:r>
+        <w:t>.</w:t>
+      </w:r>
+    </w:p>
+    <w:p>
+      <w:pPr>
+        <w:pStyle w:val="a"/>
         <w:numPr>
           <w:ilvl w:val="0"/>
           <w:numId w:val="22"/>
@@ -1380,17 +1385,29 @@
           <w:b/>
           <w:bCs/>
         </w:rPr>
-        <w:t>В чем заключаются преимущества использования динамических массивов?</w:t>
+        <w:t>Зачем нужны тройные кавычки при написании строки</w:t>
+      </w:r>
+      <w:r>
+        <w:rPr>
+          <w:b/>
+          <w:bCs/>
+        </w:rPr>
+        <w:t>?</w:t>
       </w:r>
       <w:r>
         <w:br/>
-        <w:t>Основные преимущества динамических массивов — это возможность изменять их размер во время выполнения программы</w:t>
-      </w:r>
-      <w:r>
-        <w:t>, выделять память под массивы произвольного размера</w:t>
-      </w:r>
-      <w:r>
-        <w:t xml:space="preserve"> и управлять временем их жизни, которое не ограничено областью видимости.</w:t>
+      </w:r>
+      <w:r>
+        <w:t>Тройные кавычки (''' или """) позволяют</w:t>
+      </w:r>
+      <w:r>
+        <w:t xml:space="preserve"> </w:t>
+      </w:r>
+      <w:r>
+        <w:t>писать многострочные строки без использования \n</w:t>
+      </w:r>
+      <w:r>
+        <w:t>.</w:t>
       </w:r>
     </w:p>
     <w:p>
@@ -1405,59 +1422,46 @@
           <w:b/>
           <w:bCs/>
         </w:rPr>
-        <w:t>Как производится обращение к элементам динамических массивов?</w:t>
+        <w:t>Как обозначается символ переноса на новую строку</w:t>
+      </w:r>
+      <w:r>
+        <w:rPr>
+          <w:b/>
+          <w:bCs/>
+        </w:rPr>
+        <w:t>?</w:t>
       </w:r>
       <w:r>
         <w:br/>
-        <w:t>Обращение к элементам динамических массивов производится так же, как и к элементам статических массивов — с помощью оператора индексации</w:t>
+      </w:r>
+      <w:r>
+        <w:t>Символ переноса строки — \n.</w:t>
+      </w:r>
+      <w:r>
+        <w:br/>
+      </w:r>
+      <w:r>
+        <w:t>Так, конструкция</w:t>
       </w:r>
       <w:r>
         <w:t xml:space="preserve"> </w:t>
       </w:r>
+      <w:r>
+        <w:t>"</w:t>
+      </w:r>
+      <w:r>
+        <w:t>Привет\</w:t>
+      </w:r>
       <w:proofErr w:type="spellStart"/>
       <w:r>
-        <w:rPr>
-          <w:i/>
-          <w:iCs/>
-        </w:rPr>
-        <w:t>arr</w:t>
+        <w:t>nМир</w:t>
       </w:r>
       <w:proofErr w:type="spellEnd"/>
       <w:r>
-        <w:rPr>
-          <w:i/>
-          <w:iCs/>
-        </w:rPr>
-        <w:t>[0] = 5</w:t>
-      </w:r>
-      <w:r>
-        <w:t xml:space="preserve"> или через арифметику указателей</w:t>
-      </w:r>
-      <w:r>
-        <w:t xml:space="preserve"> </w:t>
-      </w:r>
-      <w:r>
-        <w:rPr>
-          <w:i/>
-          <w:iCs/>
-        </w:rPr>
-        <w:t>*(</w:t>
-      </w:r>
-      <w:proofErr w:type="spellStart"/>
-      <w:r>
-        <w:rPr>
-          <w:i/>
-          <w:iCs/>
-        </w:rPr>
-        <w:t>arr</w:t>
-      </w:r>
-      <w:proofErr w:type="spellEnd"/>
-      <w:r>
-        <w:rPr>
-          <w:i/>
-          <w:iCs/>
-        </w:rPr>
-        <w:t xml:space="preserve"> + i)</w:t>
+        <w:t xml:space="preserve">" выведет </w:t>
+      </w:r>
+      <w:r>
+        <w:t>«Привет» на одной строке и «Мир» на второй</w:t>
       </w:r>
       <w:r>
         <w:t>.</w:t>
@@ -1475,11 +1479,70 @@
           <w:b/>
           <w:bCs/>
         </w:rPr>
-        <w:t>Как производится определение пользовательских функций в языке С?</w:t>
-      </w:r>
-      <w:r>
-        <w:br/>
-        <w:t>Определение пользовательской функции в C включает в себя указание типа возвращаемого значения, имени функции, списка параметров в скобках и тела функции в фигурных скобках, содержащего исполняемый код.</w:t>
+        <w:t>Как работают со строками операции «+», «*»</w:t>
+      </w:r>
+      <w:r>
+        <w:rPr>
+          <w:b/>
+          <w:bCs/>
+        </w:rPr>
+        <w:t>?</w:t>
+      </w:r>
+    </w:p>
+    <w:p>
+      <w:pPr>
+        <w:ind w:left="720" w:firstLine="0"/>
+      </w:pPr>
+      <w:r>
+        <w:t xml:space="preserve">«+» — объединение строк: </w:t>
+      </w:r>
+      <w:r>
+        <w:t xml:space="preserve">"a" + "b" </w:t>
+      </w:r>
+      <w:r>
+        <w:t>=</w:t>
+      </w:r>
+      <w:r>
+        <w:t xml:space="preserve"> "</w:t>
+      </w:r>
+      <w:proofErr w:type="spellStart"/>
+      <w:r>
+        <w:t>ab</w:t>
+      </w:r>
+      <w:proofErr w:type="spellEnd"/>
+      <w:r>
+        <w:t>"</w:t>
+      </w:r>
+      <w:r>
+        <w:t>.</w:t>
+      </w:r>
+    </w:p>
+    <w:p>
+      <w:pPr>
+        <w:ind w:left="720" w:firstLine="0"/>
+      </w:pPr>
+      <w:r>
+        <w:t xml:space="preserve">«*» — повторение строки: </w:t>
+      </w:r>
+      <w:r>
+        <w:t xml:space="preserve">"a" * 3 </w:t>
+      </w:r>
+      <w:r>
+        <w:t xml:space="preserve">= </w:t>
+      </w:r>
+      <w:r>
+        <w:t>"</w:t>
+      </w:r>
+      <w:proofErr w:type="spellStart"/>
+      <w:r>
+        <w:t>aaa</w:t>
+      </w:r>
+      <w:proofErr w:type="spellEnd"/>
+      <w:r>
+        <w:t>"</w:t>
+      </w:r>
+      <w:r>
+        <w:t>.</w:t>
       </w:r>
     </w:p>
     <w:p>
@@ -1494,59 +1557,55 @@
           <w:b/>
           <w:bCs/>
         </w:rPr>
-        <w:t>Как происходит передача параметров в функцию по значению/ адресу?</w:t>
-      </w:r>
-    </w:p>
-    <w:p>
-      <w:pPr>
-        <w:numPr>
-          <w:ilvl w:val="1"/>
-          <w:numId w:val="22"/>
-        </w:numPr>
-      </w:pPr>
+        <w:t>Каким образом производится обращение к отдельным символам строки</w:t>
+      </w:r>
       <w:r>
         <w:rPr>
           <w:b/>
           <w:bCs/>
         </w:rPr>
-        <w:t>По значению:</w:t>
-      </w:r>
-      <w:r>
-        <w:t xml:space="preserve"> в функцию передается копия значения переменной. </w:t>
-      </w:r>
-      <w:r>
-        <w:t>Изменения внутри функции не влияют на оригинал</w:t>
-      </w:r>
-      <w:r>
-        <w:t>.</w:t>
-      </w:r>
-    </w:p>
-    <w:p>
-      <w:pPr>
-        <w:numPr>
-          <w:ilvl w:val="1"/>
-          <w:numId w:val="22"/>
-        </w:numPr>
-      </w:pPr>
-      <w:r>
-        <w:rPr>
-          <w:b/>
-          <w:bCs/>
-        </w:rPr>
-        <w:t>По адресу</w:t>
-      </w:r>
-      <w:r>
-        <w:rPr>
-          <w:b/>
-          <w:bCs/>
-        </w:rPr>
-        <w:t xml:space="preserve">: </w:t>
-      </w:r>
-      <w:r>
-        <w:t xml:space="preserve">в функцию передается адрес переменной. </w:t>
-      </w:r>
-      <w:r>
-        <w:t>Функция может изменить оригинал</w:t>
+        <w:t>?</w:t>
+      </w:r>
+    </w:p>
+    <w:p>
+      <w:pPr>
+        <w:ind w:left="708" w:firstLine="0"/>
+      </w:pPr>
+      <w:r>
+        <w:t>По индексу в квадратных скобках:</w:t>
+      </w:r>
+      <w:r>
+        <w:t xml:space="preserve"> </w:t>
+      </w:r>
+      <w:r>
+        <w:t>s</w:t>
+      </w:r>
+      <w:r>
+        <w:rPr>
+          <w:lang w:val="en-US"/>
+        </w:rPr>
+        <w:t>tr</w:t>
+      </w:r>
+      <w:r>
+        <w:t>_</w:t>
+      </w:r>
+      <w:r>
+        <w:rPr>
+          <w:lang w:val="en-US"/>
+        </w:rPr>
+        <w:t>name</w:t>
+      </w:r>
+      <w:r>
+        <w:t>[</w:t>
+      </w:r>
+      <w:r>
+        <w:rPr>
+          <w:lang w:val="en-US"/>
+        </w:rPr>
+        <w:t>index</w:t>
+      </w:r>
+      <w:r>
+        <w:t>]</w:t>
       </w:r>
       <w:r>
         <w:t>.</w:t>
@@ -1558,93 +1617,46 @@
           <w:ilvl w:val="0"/>
           <w:numId w:val="22"/>
         </w:numPr>
-        <w:rPr>
-          <w:i/>
-          <w:iCs/>
-        </w:rPr>
       </w:pPr>
       <w:r>
         <w:rPr>
           <w:b/>
           <w:bCs/>
         </w:rPr>
-        <w:t>Какого типа значения может возвращать функция? Как вернуть из функции несколько значений?</w:t>
+        <w:t>Как найти длину строки</w:t>
+      </w:r>
+      <w:r>
+        <w:rPr>
+          <w:b/>
+          <w:bCs/>
+        </w:rPr>
+        <w:t>?</w:t>
       </w:r>
       <w:r>
         <w:br/>
-        <w:t xml:space="preserve">Функция может возвращать значение любого базового или производного типа данных или не возвращать ничего (тип </w:t>
-      </w:r>
-      <w:r>
-        <w:rPr>
-          <w:i/>
-          <w:iCs/>
-        </w:rPr>
-        <w:t>void</w:t>
-      </w:r>
-      <w:r>
-        <w:t>). Чтобы вернуть несколько значений, можно использовать структуру, передать параметры по ссылке или через указатель</w:t>
-      </w:r>
-      <w:r>
-        <w:t xml:space="preserve"> или использовать </w:t>
       </w:r>
       <w:proofErr w:type="spellStart"/>
-      <w:proofErr w:type="gramStart"/>
-      <w:r>
-        <w:rPr>
-          <w:i/>
-          <w:iCs/>
-        </w:rPr>
-        <w:t>std</w:t>
+      <w:r>
+        <w:t>len</w:t>
       </w:r>
       <w:proofErr w:type="spellEnd"/>
       <w:r>
-        <w:rPr>
-          <w:i/>
-          <w:iCs/>
-        </w:rPr>
-        <w:t>::</w:t>
+        <w:t>("</w:t>
       </w:r>
       <w:proofErr w:type="spellStart"/>
-      <w:proofErr w:type="gramEnd"/>
-      <w:r>
-        <w:rPr>
-          <w:i/>
-          <w:iCs/>
-        </w:rPr>
-        <w:t>tuple</w:t>
+      <w:r>
+        <w:t>hello</w:t>
       </w:r>
       <w:proofErr w:type="spellEnd"/>
       <w:r>
-        <w:t xml:space="preserve"> </w:t>
-      </w:r>
-      <w:r>
-        <w:t xml:space="preserve">и </w:t>
-      </w:r>
-      <w:proofErr w:type="spellStart"/>
-      <w:r>
-        <w:rPr>
-          <w:i/>
-          <w:iCs/>
-        </w:rPr>
-        <w:t>std</w:t>
-      </w:r>
-      <w:proofErr w:type="spellEnd"/>
-      <w:r>
-        <w:rPr>
-          <w:i/>
-          <w:iCs/>
-        </w:rPr>
-        <w:t>::</w:t>
-      </w:r>
-      <w:proofErr w:type="spellStart"/>
-      <w:r>
-        <w:rPr>
-          <w:i/>
-          <w:iCs/>
-        </w:rPr>
-        <w:t>pair</w:t>
-      </w:r>
-      <w:proofErr w:type="spellEnd"/>
+        <w:t>")</w:t>
+      </w:r>
+      <w:r>
+        <w:t xml:space="preserve"> =</w:t>
+      </w:r>
+      <w:r>
+        <w:t xml:space="preserve"> 5</w:t>
+      </w:r>
       <w:r>
         <w:rPr>
           <w:i/>
@@ -1659,103 +1671,73 @@
           <w:ilvl w:val="0"/>
           <w:numId w:val="22"/>
         </w:numPr>
+        <w:rPr>
+          <w:lang w:val="en-US"/>
+        </w:rPr>
       </w:pPr>
       <w:r>
         <w:rPr>
           <w:b/>
           <w:bCs/>
         </w:rPr>
-        <w:t>Как организуется доступ к файлам? Какие виды доступа вы знаете? Каким образом можно считать/записать данные из текстового файла?</w:t>
+        <w:t>Каким образом выбрать часть строки</w:t>
+      </w:r>
+      <w:r>
+        <w:rPr>
+          <w:b/>
+          <w:bCs/>
+        </w:rPr>
+        <w:t>?</w:t>
       </w:r>
       <w:r>
         <w:br/>
       </w:r>
       <w:r>
-        <w:t>Доступ к файлам организуется через потоки (</w:t>
+        <w:t>С</w:t>
+      </w:r>
+      <w:r>
+        <w:rPr>
+          <w:lang w:val="en-US"/>
+        </w:rPr>
+        <w:t xml:space="preserve"> </w:t>
+      </w:r>
+      <w:r>
+        <w:t>помощью</w:t>
+      </w:r>
+      <w:r>
+        <w:rPr>
+          <w:lang w:val="en-US"/>
+        </w:rPr>
+        <w:t xml:space="preserve"> </w:t>
+      </w:r>
+      <w:r>
+        <w:t>срезов</w:t>
+      </w:r>
+      <w:r>
+        <w:rPr>
+          <w:lang w:val="en-US"/>
+        </w:rPr>
+        <w:t xml:space="preserve"> (slicing): s[</w:t>
       </w:r>
       <w:proofErr w:type="spellStart"/>
       <w:r>
         <w:rPr>
-          <w:i/>
-          <w:iCs/>
-        </w:rPr>
-        <w:t>iostream</w:t>
+          <w:lang w:val="en-US"/>
+        </w:rPr>
+        <w:t>start:end:step</w:t>
       </w:r>
       <w:proofErr w:type="spellEnd"/>
       <w:r>
-        <w:t>) или стандартную библиотеку (</w:t>
-      </w:r>
-      <w:proofErr w:type="spellStart"/>
-      <w:r>
-        <w:rPr>
-          <w:i/>
-          <w:iCs/>
-        </w:rPr>
-        <w:t>stdio.h</w:t>
-      </w:r>
-      <w:proofErr w:type="spellEnd"/>
-      <w:r>
-        <w:t>).</w:t>
-      </w:r>
-      <w:r>
-        <w:t xml:space="preserve"> </w:t>
-      </w:r>
-      <w:r>
-        <w:t>Основные виды доступа: чтение</w:t>
-      </w:r>
-      <w:r>
-        <w:t xml:space="preserve">, </w:t>
-      </w:r>
-      <w:r>
-        <w:t>запись, добавление</w:t>
-      </w:r>
-      <w:r>
-        <w:t xml:space="preserve"> в конец</w:t>
-      </w:r>
-      <w:r>
-        <w:t>,</w:t>
-      </w:r>
-      <w:r>
-        <w:t xml:space="preserve"> перемещение в конец при открытии, а также двоичный режим.</w:t>
-      </w:r>
-      <w:r>
-        <w:t xml:space="preserve"> Для </w:t>
-      </w:r>
-      <w:r>
-        <w:lastRenderedPageBreak/>
-        <w:t xml:space="preserve">чтения/записи данных из текстового файла используются функции форматированного ввода/вывода (например, </w:t>
-      </w:r>
-      <w:proofErr w:type="spellStart"/>
-      <w:r>
-        <w:t>fscanf</w:t>
-      </w:r>
-      <w:proofErr w:type="spellEnd"/>
-      <w:r>
-        <w:t>/</w:t>
-      </w:r>
-      <w:proofErr w:type="spellStart"/>
-      <w:r>
-        <w:t>fprintf</w:t>
-      </w:r>
-      <w:proofErr w:type="spellEnd"/>
-      <w:r>
-        <w:t xml:space="preserve"> в C, операторы &gt;&gt;/&lt;&lt; в C++) или функции для работы со строками (например, </w:t>
-      </w:r>
-      <w:proofErr w:type="spellStart"/>
-      <w:r>
-        <w:t>fgets</w:t>
-      </w:r>
-      <w:proofErr w:type="spellEnd"/>
-      <w:r>
-        <w:t>/</w:t>
-      </w:r>
-      <w:proofErr w:type="spellStart"/>
-      <w:r>
-        <w:t>fputs</w:t>
-      </w:r>
-      <w:proofErr w:type="spellEnd"/>
-      <w:r>
-        <w:t>).</w:t>
+        <w:rPr>
+          <w:lang w:val="en-US"/>
+        </w:rPr>
+        <w:t>]</w:t>
+      </w:r>
+      <w:r>
+        <w:rPr>
+          <w:lang w:val="en-US"/>
+        </w:rPr>
+        <w:t>.</w:t>
       </w:r>
     </w:p>
     <w:p>
@@ -1770,29 +1752,134 @@
           <w:b/>
           <w:bCs/>
         </w:rPr>
-        <w:t>Что такое класс? Как выполнить объявление класса?</w:t>
-      </w:r>
-      <w:r>
-        <w:br/>
-      </w:r>
-      <w:r>
-        <w:t>Класс — это пользовательский тип данных, который объединяет данные (атрибуты) и функции (методы), работающие с этими данными.</w:t>
-      </w:r>
-      <w:r>
-        <w:t xml:space="preserve"> </w:t>
-      </w:r>
-      <w:r>
-        <w:t xml:space="preserve">Объявление класса выполняется с помощью ключевого слова </w:t>
-      </w:r>
-      <w:r>
-        <w:rPr>
-          <w:i/>
-          <w:iCs/>
-        </w:rPr>
-        <w:t>class</w:t>
-      </w:r>
-      <w:r>
-        <w:t>, за которым следует имя класса и тело класса в фигурных скобках, завершающееся точкой с запятой.</w:t>
+        <w:t>Какие способы создания строк вы знаете</w:t>
+      </w:r>
+      <w:r>
+        <w:rPr>
+          <w:b/>
+          <w:bCs/>
+        </w:rPr>
+        <w:t>?</w:t>
+      </w:r>
+    </w:p>
+    <w:p>
+      <w:pPr>
+        <w:pStyle w:val="a"/>
+        <w:numPr>
+          <w:ilvl w:val="0"/>
+          <w:numId w:val="37"/>
+        </w:numPr>
+      </w:pPr>
+      <w:r>
+        <w:t>Строковые литералы: "</w:t>
+      </w:r>
+      <w:proofErr w:type="spellStart"/>
+      <w:r>
+        <w:t>text</w:t>
+      </w:r>
+      <w:proofErr w:type="spellEnd"/>
+      <w:r>
+        <w:t>", '</w:t>
+      </w:r>
+      <w:proofErr w:type="spellStart"/>
+      <w:r>
+        <w:t>text</w:t>
+      </w:r>
+      <w:proofErr w:type="spellEnd"/>
+      <w:r>
+        <w:t>', """</w:t>
+      </w:r>
+      <w:proofErr w:type="spellStart"/>
+      <w:r>
+        <w:t>text</w:t>
+      </w:r>
+      <w:proofErr w:type="spellEnd"/>
+      <w:r>
+        <w:t>"""</w:t>
+      </w:r>
+      <w:r>
+        <w:t>.</w:t>
+      </w:r>
+    </w:p>
+    <w:p>
+      <w:pPr>
+        <w:pStyle w:val="a"/>
+        <w:numPr>
+          <w:ilvl w:val="0"/>
+          <w:numId w:val="37"/>
+        </w:numPr>
+      </w:pPr>
+      <w:r>
+        <w:t>Функция преобразования</w:t>
+      </w:r>
+      <w:r>
+        <w:t xml:space="preserve">: </w:t>
+      </w:r>
+      <w:proofErr w:type="spellStart"/>
+      <w:r>
+        <w:t>str</w:t>
+      </w:r>
+      <w:proofErr w:type="spellEnd"/>
+      <w:r>
+        <w:t>(123) → "123"</w:t>
+      </w:r>
+      <w:r>
+        <w:t>.</w:t>
+      </w:r>
+    </w:p>
+    <w:p>
+      <w:pPr>
+        <w:pStyle w:val="a"/>
+        <w:numPr>
+          <w:ilvl w:val="0"/>
+          <w:numId w:val="37"/>
+        </w:numPr>
+      </w:pPr>
+      <w:r>
+        <w:t xml:space="preserve">Форматирование: f-строки, </w:t>
+      </w:r>
+      <w:r>
+        <w:t xml:space="preserve">функция </w:t>
+      </w:r>
+      <w:r>
+        <w:t>.</w:t>
+      </w:r>
+      <w:proofErr w:type="spellStart"/>
+      <w:r>
+        <w:t>format</w:t>
+      </w:r>
+      <w:proofErr w:type="spellEnd"/>
+      <w:r>
+        <w:t>(), %</w:t>
+      </w:r>
+      <w:r>
+        <w:t>.</w:t>
+      </w:r>
+    </w:p>
+    <w:p>
+      <w:pPr>
+        <w:pStyle w:val="a"/>
+        <w:numPr>
+          <w:ilvl w:val="0"/>
+          <w:numId w:val="37"/>
+        </w:numPr>
+      </w:pPr>
+      <w:r>
+        <w:t xml:space="preserve">Чтение из файла, ввод с клавиатуры </w:t>
+      </w:r>
+      <w:r>
+        <w:t xml:space="preserve">(функция </w:t>
+      </w:r>
+      <w:proofErr w:type="spellStart"/>
+      <w:r>
+        <w:t>input</w:t>
+      </w:r>
+      <w:proofErr w:type="spellEnd"/>
+      <w:r>
+        <w:t>()</w:t>
+      </w:r>
+      <w:r>
+        <w:t>).</w:t>
       </w:r>
     </w:p>
     <w:p>
@@ -1807,46 +1894,99 @@
           <w:b/>
           <w:bCs/>
         </w:rPr>
-        <w:t>Как в классе реализуется инкапсуляция?</w:t>
+        <w:t>Как разбить строку по определённому символу</w:t>
+      </w:r>
+      <w:r>
+        <w:rPr>
+          <w:b/>
+          <w:bCs/>
+        </w:rPr>
+        <w:t>?</w:t>
       </w:r>
       <w:r>
         <w:br/>
       </w:r>
       <w:r>
-        <w:t>Инкапсуляция — это сокрытие деталей реализации и предоставление интерфейса для работы с объектом.</w:t>
-      </w:r>
-      <w:r>
-        <w:t xml:space="preserve"> Это достигается с помощью </w:t>
-      </w:r>
-      <w:r>
-        <w:t>модификаторов</w:t>
-      </w:r>
-      <w:r>
-        <w:t xml:space="preserve"> доступа (</w:t>
+        <w:t>Методом .</w:t>
       </w:r>
       <w:proofErr w:type="spellStart"/>
       <w:r>
-        <w:t>private</w:t>
+        <w:t>split</w:t>
       </w:r>
       <w:proofErr w:type="spellEnd"/>
       <w:r>
-        <w:t xml:space="preserve">, </w:t>
+        <w:t>(</w:t>
       </w:r>
       <w:proofErr w:type="spellStart"/>
       <w:r>
-        <w:t>protected</w:t>
+        <w:t>sep</w:t>
       </w:r>
       <w:proofErr w:type="spellEnd"/>
       <w:r>
-        <w:t>), которые ограничивают доступ к членам класса, предоставляя для взаимодействия с ними открытые методы (</w:t>
+        <w:t>)</w:t>
+      </w:r>
+      <w:r>
+        <w:t>, создающим массив строк</w:t>
+      </w:r>
+      <w:r>
+        <w:t>:</w:t>
+      </w:r>
+      <w:r>
+        <w:t xml:space="preserve"> </w:t>
+      </w:r>
+    </w:p>
+    <w:p>
+      <w:pPr>
+        <w:ind w:left="720" w:firstLine="0"/>
+        <w:rPr>
+          <w:lang w:val="en-US"/>
+        </w:rPr>
+      </w:pPr>
+      <w:r>
+        <w:rPr>
+          <w:lang w:val="en-US"/>
+        </w:rPr>
+        <w:t>"</w:t>
       </w:r>
       <w:proofErr w:type="spellStart"/>
-      <w:r>
-        <w:t>public</w:t>
+      <w:proofErr w:type="gramStart"/>
+      <w:r>
+        <w:rPr>
+          <w:lang w:val="en-US"/>
+        </w:rPr>
+        <w:t>apple</w:t>
+      </w:r>
+      <w:proofErr w:type="gramEnd"/>
+      <w:r>
+        <w:rPr>
+          <w:lang w:val="en-US"/>
+        </w:rPr>
+        <w:t>,banana".split</w:t>
       </w:r>
       <w:proofErr w:type="spellEnd"/>
       <w:r>
-        <w:t>).</w:t>
+        <w:rPr>
+          <w:lang w:val="en-US"/>
+        </w:rPr>
+        <w:t xml:space="preserve">(",") </w:t>
+      </w:r>
+      <w:r>
+        <w:rPr>
+          <w:lang w:val="en-US"/>
+        </w:rPr>
+        <w:t>=</w:t>
+      </w:r>
+      <w:r>
+        <w:rPr>
+          <w:lang w:val="en-US"/>
+        </w:rPr>
+        <w:t xml:space="preserve"> ['apple', 'banana']</w:t>
+      </w:r>
+      <w:r>
+        <w:rPr>
+          <w:lang w:val="en-US"/>
+        </w:rPr>
+        <w:t>.</w:t>
       </w:r>
     </w:p>
     <w:p>
@@ -1861,39 +2001,86 @@
           <w:b/>
           <w:bCs/>
         </w:rPr>
-        <w:t>Каким образом элементы класса получают атрибуты доступа?</w:t>
+        <w:t>Как создать одну строку из списка строк</w:t>
+      </w:r>
+      <w:r>
+        <w:rPr>
+          <w:b/>
+          <w:bCs/>
+        </w:rPr>
+        <w:t>?</w:t>
       </w:r>
       <w:r>
         <w:br/>
-        <w:t xml:space="preserve">Элементы класса получают атрибуты доступа с помощью спецификаторов </w:t>
+      </w:r>
+      <w:r>
+        <w:t>Методом .</w:t>
       </w:r>
       <w:proofErr w:type="spellStart"/>
       <w:r>
-        <w:t>public</w:t>
+        <w:t>join</w:t>
       </w:r>
       <w:proofErr w:type="spellEnd"/>
       <w:r>
-        <w:t xml:space="preserve">, </w:t>
-      </w:r>
-      <w:proofErr w:type="spellStart"/>
-      <w:r>
-        <w:t>private</w:t>
-      </w:r>
-      <w:proofErr w:type="spellEnd"/>
-      <w:r>
-        <w:t xml:space="preserve"> и </w:t>
-      </w:r>
-      <w:proofErr w:type="spellStart"/>
-      <w:r>
-        <w:t>protected</w:t>
-      </w:r>
-      <w:proofErr w:type="spellEnd"/>
-      <w:r>
-        <w:t>. Все члены, объявленные после спецификатора, имеют соответствующий уровень доступа до следующего спецификатора.</w:t>
-      </w:r>
-    </w:p>
-    <w:p>
-      <w:pPr>
+        <w:t>()</w:t>
+      </w:r>
+      <w:r>
+        <w:t xml:space="preserve">, работающим обратно методу </w:t>
+      </w:r>
+      <w:r>
+        <w:t>.</w:t>
+      </w:r>
+      <w:r>
+        <w:rPr>
+          <w:lang w:val="en-US"/>
+        </w:rPr>
+        <w:t>split</w:t>
+      </w:r>
+      <w:r>
+        <w:t>()</w:t>
+      </w:r>
+      <w:r>
+        <w:t xml:space="preserve"> (строка из массива строк)</w:t>
+      </w:r>
+      <w:r>
+        <w:t>:</w:t>
+      </w:r>
+    </w:p>
+    <w:p>
+      <w:pPr>
+        <w:ind w:left="720" w:firstLine="0"/>
+        <w:rPr>
+          <w:lang w:val="en-US"/>
+        </w:rPr>
+      </w:pPr>
+      <w:r>
+        <w:rPr>
+          <w:lang w:val="en-US"/>
+        </w:rPr>
+        <w:t xml:space="preserve">"-".join(["a", "b", "c"]) </w:t>
+      </w:r>
+      <w:r>
+        <w:rPr>
+          <w:lang w:val="en-US"/>
+        </w:rPr>
+        <w:t>=</w:t>
+      </w:r>
+      <w:r>
+        <w:rPr>
+          <w:lang w:val="en-US"/>
+        </w:rPr>
+        <w:t xml:space="preserve"> "a-b-c"</w:t>
+      </w:r>
+      <w:r>
+        <w:rPr>
+          <w:lang w:val="en-US"/>
+        </w:rPr>
+        <w:t>.</w:t>
+      </w:r>
+    </w:p>
+    <w:p>
+      <w:pPr>
+        <w:pStyle w:val="a"/>
         <w:numPr>
           <w:ilvl w:val="0"/>
           <w:numId w:val="22"/>
@@ -1904,18 +2091,124 @@
           <w:b/>
           <w:bCs/>
         </w:rPr>
-        <w:t>Что такое объект класса и как выполнить объявление объекта класса в программе?</w:t>
-      </w:r>
-      <w:r>
-        <w:br/>
-        <w:t xml:space="preserve">Объект — это конкретный экземпляр класса, созданный в памяти. Объявление: </w:t>
-      </w:r>
-      <w:r>
-        <w:rPr>
-          <w:i/>
-          <w:iCs/>
-        </w:rPr>
-        <w:t>имя_класса имя_объекта</w:t>
+        <w:t>Какие основные типы методов строк существуют</w:t>
+      </w:r>
+      <w:r>
+        <w:rPr>
+          <w:b/>
+          <w:bCs/>
+        </w:rPr>
+        <w:t>?</w:t>
+      </w:r>
+    </w:p>
+    <w:p>
+      <w:pPr>
+        <w:pStyle w:val="a"/>
+        <w:numPr>
+          <w:ilvl w:val="0"/>
+          <w:numId w:val="42"/>
+        </w:numPr>
+      </w:pPr>
+      <w:r>
+        <w:t xml:space="preserve">Проверка: </w:t>
+      </w:r>
+      <w:proofErr w:type="spellStart"/>
+      <w:r>
+        <w:t>isdigit</w:t>
+      </w:r>
+      <w:proofErr w:type="spellEnd"/>
+      <w:r>
+        <w:t>()</w:t>
+      </w:r>
+      <w:r>
+        <w:t>.</w:t>
+      </w:r>
+    </w:p>
+    <w:p>
+      <w:pPr>
+        <w:numPr>
+          <w:ilvl w:val="0"/>
+          <w:numId w:val="39"/>
+        </w:numPr>
+      </w:pPr>
+      <w:r>
+        <w:t xml:space="preserve">Преобразование регистра: </w:t>
+      </w:r>
+      <w:proofErr w:type="spellStart"/>
+      <w:r>
+        <w:t>upper</w:t>
+      </w:r>
+      <w:proofErr w:type="spellEnd"/>
+      <w:r>
+        <w:t>()</w:t>
+      </w:r>
+      <w:r>
+        <w:t>.</w:t>
+      </w:r>
+    </w:p>
+    <w:p>
+      <w:pPr>
+        <w:numPr>
+          <w:ilvl w:val="0"/>
+          <w:numId w:val="39"/>
+        </w:numPr>
+      </w:pPr>
+      <w:r>
+        <w:t xml:space="preserve">Поиск: </w:t>
+      </w:r>
+      <w:proofErr w:type="spellStart"/>
+      <w:r>
+        <w:t>index</w:t>
+      </w:r>
+      <w:proofErr w:type="spellEnd"/>
+      <w:r>
+        <w:t>()</w:t>
+      </w:r>
+      <w:r>
+        <w:t>.</w:t>
+      </w:r>
+    </w:p>
+    <w:p>
+      <w:pPr>
+        <w:numPr>
+          <w:ilvl w:val="0"/>
+          <w:numId w:val="39"/>
+        </w:numPr>
+        <w:rPr>
+          <w:lang w:val="en-US"/>
+        </w:rPr>
+      </w:pPr>
+      <w:r>
+        <w:lastRenderedPageBreak/>
+        <w:t>Модификация</w:t>
+      </w:r>
+      <w:r>
+        <w:rPr>
+          <w:lang w:val="en-US"/>
+        </w:rPr>
+        <w:t>: split()</w:t>
+      </w:r>
+      <w:r>
+        <w:t>.</w:t>
+      </w:r>
+    </w:p>
+    <w:p>
+      <w:pPr>
+        <w:numPr>
+          <w:ilvl w:val="0"/>
+          <w:numId w:val="39"/>
+        </w:numPr>
+      </w:pPr>
+      <w:r>
+        <w:t xml:space="preserve">Выравнивание: </w:t>
+      </w:r>
+      <w:proofErr w:type="spellStart"/>
+      <w:r>
+        <w:t>center</w:t>
+      </w:r>
+      <w:proofErr w:type="spellEnd"/>
+      <w:r>
+        <w:t>()</w:t>
       </w:r>
       <w:r>
         <w:t>.</w:t>
@@ -1933,22 +2226,53 @@
           <w:b/>
           <w:bCs/>
         </w:rPr>
-        <w:t>Что такое методы класса? Каковы особенности объявления и определения методов класса?</w:t>
-      </w:r>
-      <w:r>
-        <w:br/>
-      </w:r>
-      <w:r>
-        <w:t>Методы класса — это функции, определенные внутри класса и работающие с его данными</w:t>
-      </w:r>
-      <w:r>
-        <w:t xml:space="preserve">. </w:t>
-      </w:r>
-      <w:r>
-        <w:t>Могут быть объявлены внутри класса (встроенные) или вне (с указанием имени класса через ::)</w:t>
-      </w:r>
-      <w:r>
-        <w:t>.</w:t>
+        <w:t>Какие методы и операции обработки строк вы использовали</w:t>
+      </w:r>
+      <w:r>
+        <w:rPr>
+          <w:b/>
+          <w:bCs/>
+        </w:rPr>
+        <w:t>?</w:t>
+      </w:r>
+    </w:p>
+    <w:p>
+      <w:pPr>
+        <w:ind w:left="720" w:firstLine="0"/>
+      </w:pPr>
+      <w:r>
+        <w:rPr>
+          <w:lang w:val="en-US"/>
+        </w:rPr>
+        <w:t xml:space="preserve">split(), </w:t>
+      </w:r>
+      <w:proofErr w:type="spellStart"/>
+      <w:r>
+        <w:rPr>
+          <w:lang w:val="en-US"/>
+        </w:rPr>
+        <w:t>splitlines</w:t>
+      </w:r>
+      <w:proofErr w:type="spellEnd"/>
+      <w:r>
+        <w:rPr>
+          <w:lang w:val="en-US"/>
+        </w:rPr>
+        <w:t xml:space="preserve">(), join(), </w:t>
+      </w:r>
+      <w:proofErr w:type="spellStart"/>
+      <w:r>
+        <w:rPr>
+          <w:lang w:val="en-US"/>
+        </w:rPr>
+        <w:t>len</w:t>
+      </w:r>
+      <w:proofErr w:type="spellEnd"/>
+      <w:r>
+        <w:rPr>
+          <w:lang w:val="en-US"/>
+        </w:rPr>
+        <w:t>().</w:t>
       </w:r>
     </w:p>
     <w:p>
@@ -1963,54 +2287,60 @@
           <w:b/>
           <w:bCs/>
         </w:rPr>
-        <w:t xml:space="preserve">Что такое указатель </w:t>
-      </w:r>
-      <w:proofErr w:type="spellStart"/>
+        <w:t>Каким образом можно выводить на экран значения переменных и выражений внутри строки</w:t>
+      </w:r>
       <w:r>
         <w:rPr>
           <w:b/>
           <w:bCs/>
         </w:rPr>
-        <w:t>this</w:t>
-      </w:r>
-      <w:proofErr w:type="spellEnd"/>
-      <w:r>
-        <w:rPr>
-          <w:b/>
-          <w:bCs/>
-        </w:rPr>
-        <w:t>? Как выполняется вызов метода класса?</w:t>
-      </w:r>
-      <w:r>
-        <w:br/>
-      </w:r>
-      <w:proofErr w:type="spellStart"/>
-      <w:r>
-        <w:t>this</w:t>
-      </w:r>
-      <w:proofErr w:type="spellEnd"/>
-      <w:r>
-        <w:t xml:space="preserve"> — это указатель, который хранит адрес текущего объекта, для которого вызван метод. Автоматически передается компилятором.</w:t>
-      </w:r>
-      <w:r>
-        <w:t xml:space="preserve"> Вызов метода класса выполняется с помощью</w:t>
-      </w:r>
-      <w:r>
-        <w:t xml:space="preserve"> специального</w:t>
-      </w:r>
-      <w:r>
-        <w:t xml:space="preserve"> </w:t>
-      </w:r>
-      <w:proofErr w:type="gramStart"/>
-      <w:r>
-        <w:t>оператора</w:t>
-      </w:r>
-      <w:r>
-        <w:t xml:space="preserve"> .</w:t>
-      </w:r>
-      <w:proofErr w:type="gramEnd"/>
-      <w:r>
-        <w:t xml:space="preserve"> или -&gt; (для указателей на объекты).</w:t>
+        <w:t>?</w:t>
+      </w:r>
+    </w:p>
+    <w:p>
+      <w:pPr>
+        <w:ind w:left="720" w:firstLine="0"/>
+      </w:pPr>
+      <w:r>
+        <w:t xml:space="preserve">Используя </w:t>
+      </w:r>
+      <w:r>
+        <w:rPr>
+          <w:lang w:val="en-US"/>
+        </w:rPr>
+        <w:t>f</w:t>
+      </w:r>
+      <w:r>
+        <w:t>-</w:t>
+      </w:r>
+      <w:r>
+        <w:t>строки:</w:t>
+      </w:r>
+    </w:p>
+    <w:p>
+      <w:pPr>
+        <w:ind w:left="720" w:firstLine="0"/>
+      </w:pPr>
+      <w:r>
+        <w:rPr>
+          <w:lang w:val="en-US"/>
+        </w:rPr>
+        <w:t>print</w:t>
+      </w:r>
+      <w:r>
+        <w:t>(f"2 + 3 = {2 + 3}")</w:t>
+      </w:r>
+      <w:r>
+        <w:t xml:space="preserve">. </w:t>
+      </w:r>
+      <w:r>
+        <w:rPr>
+          <w:lang w:val="en-US"/>
+        </w:rPr>
+        <w:t xml:space="preserve"># </w:t>
+      </w:r>
+      <w:r>
+        <w:t>2 + 3 = 5</w:t>
       </w:r>
     </w:p>
     <w:p>
@@ -2025,548 +2355,14 @@
           <w:b/>
           <w:bCs/>
         </w:rPr>
-        <w:t>Какие функции называются конструкторами? Каков механизм передачи параметров конструктору?</w:t>
-      </w:r>
-      <w:r>
-        <w:br/>
-        <w:t>Конструкторы — это специальные методы класса, которые автоматически вызываются при создании объекта. Они имеют то же имя, что и класс, и не имеют возвращаемого типа. Параметры передаются конструктору в скобках при объявлении объекта.</w:t>
-      </w:r>
-    </w:p>
-    <w:p>
-      <w:pPr>
-        <w:numPr>
-          <w:ilvl w:val="0"/>
-          <w:numId w:val="22"/>
-        </w:numPr>
-      </w:pPr>
+        <w:t>Как вывести на экран значения в столбец с заданной шириной</w:t>
+      </w:r>
       <w:r>
         <w:rPr>
           <w:b/>
           <w:bCs/>
         </w:rPr>
-        <w:t>Что такое конструктор по умолчанию и какую пользу приносит его наличие?</w:t>
-      </w:r>
-      <w:r>
-        <w:br/>
-      </w:r>
-      <w:r>
-        <w:t>Конструктор — это специальная функция класса, которая вызывается автоматически при создании объекта. Используется для инициализации объекта.</w:t>
-      </w:r>
-      <w:r>
-        <w:t xml:space="preserve"> </w:t>
-      </w:r>
-      <w:r>
-        <w:t xml:space="preserve">Может быть перегружен для определения конструкторов с разными </w:t>
-      </w:r>
-      <w:r>
-        <w:lastRenderedPageBreak/>
-        <w:t xml:space="preserve">параметрами. </w:t>
-      </w:r>
-      <w:r>
-        <w:t>Если ни один конструктор не определен, компилятор создает его автоматически.</w:t>
-      </w:r>
-    </w:p>
-    <w:p>
-      <w:pPr>
-        <w:numPr>
-          <w:ilvl w:val="0"/>
-          <w:numId w:val="22"/>
-        </w:numPr>
-      </w:pPr>
-      <w:r>
-        <w:rPr>
-          <w:b/>
-          <w:bCs/>
-        </w:rPr>
-        <w:t>Как выполняется инициализация объектов класса?</w:t>
-      </w:r>
-      <w:r>
-        <w:br/>
-        <w:t xml:space="preserve">Инициализация объектов класса происходит при их создании с помощью конструкторов. Значения для членов класса могут передаваться как параметры конструктору, который затем присваивает их соответствующим полям. Также </w:t>
-      </w:r>
-      <w:r>
-        <w:t>и</w:t>
-      </w:r>
-      <w:r>
-        <w:t>нициализация может происходить в списке инициализации</w:t>
-      </w:r>
-      <w:r>
-        <w:t>.</w:t>
-      </w:r>
-    </w:p>
-    <w:p>
-      <w:pPr>
-        <w:numPr>
-          <w:ilvl w:val="0"/>
-          <w:numId w:val="22"/>
-        </w:numPr>
-      </w:pPr>
-      <w:r>
-        <w:rPr>
-          <w:b/>
-          <w:bCs/>
-        </w:rPr>
-        <w:t>Каким образом в программе можно создать объект класса, элементы-данные которого являются копиями элементов данных созданного ранее объекта?</w:t>
-      </w:r>
-      <w:r>
-        <w:br/>
-        <w:t xml:space="preserve">Это можно сделать с помощью конструктора копирования. Он вызывается автоматически при инициализации нового объекта существующим, например: </w:t>
-      </w:r>
-      <w:proofErr w:type="spellStart"/>
-      <w:r>
-        <w:t>MyClass</w:t>
-      </w:r>
-      <w:proofErr w:type="spellEnd"/>
-      <w:r>
-        <w:t xml:space="preserve"> </w:t>
-      </w:r>
-      <w:proofErr w:type="spellStart"/>
-      <w:r>
-        <w:t>newObject</w:t>
-      </w:r>
-      <w:proofErr w:type="spellEnd"/>
-      <w:r>
-        <w:t xml:space="preserve"> = </w:t>
-      </w:r>
-      <w:proofErr w:type="spellStart"/>
-      <w:r>
-        <w:t>oldObject</w:t>
-      </w:r>
-      <w:proofErr w:type="spellEnd"/>
-      <w:r>
-        <w:t xml:space="preserve">; или </w:t>
-      </w:r>
-      <w:proofErr w:type="spellStart"/>
-      <w:r>
-        <w:t>MyClass</w:t>
-      </w:r>
-      <w:proofErr w:type="spellEnd"/>
-      <w:r>
-        <w:t xml:space="preserve"> </w:t>
-      </w:r>
-      <w:proofErr w:type="spellStart"/>
-      <w:proofErr w:type="gramStart"/>
-      <w:r>
-        <w:t>newObject</w:t>
-      </w:r>
-      <w:proofErr w:type="spellEnd"/>
-      <w:r>
-        <w:t>(</w:t>
-      </w:r>
-      <w:proofErr w:type="spellStart"/>
-      <w:proofErr w:type="gramEnd"/>
-      <w:r>
-        <w:t>oldObject</w:t>
-      </w:r>
-      <w:proofErr w:type="spellEnd"/>
-      <w:r>
-        <w:t>);.</w:t>
-      </w:r>
-    </w:p>
-    <w:p>
-      <w:pPr>
-        <w:numPr>
-          <w:ilvl w:val="0"/>
-          <w:numId w:val="22"/>
-        </w:numPr>
-      </w:pPr>
-      <w:r>
-        <w:rPr>
-          <w:b/>
-          <w:bCs/>
-        </w:rPr>
-        <w:t>Каким образом осуществляется перегрузка операций в языке С++?</w:t>
-      </w:r>
-      <w:r>
-        <w:br/>
-      </w:r>
-      <w:r>
-        <w:t>Перегрузка операций — это возможность определить поведение операторов для пользовательских типов.</w:t>
-      </w:r>
-      <w:r>
-        <w:t xml:space="preserve"> </w:t>
-      </w:r>
-      <w:r>
-        <w:t>Это делается через метод класса или дружественную функцию.</w:t>
-      </w:r>
-    </w:p>
-    <w:p>
-      <w:pPr>
-        <w:numPr>
-          <w:ilvl w:val="0"/>
-          <w:numId w:val="22"/>
-        </w:numPr>
-      </w:pPr>
-      <w:r>
-        <w:rPr>
-          <w:b/>
-          <w:bCs/>
-        </w:rPr>
-        <w:t>Какие операции не могут быть перегружены?</w:t>
-      </w:r>
-    </w:p>
-    <w:p>
-      <w:pPr>
-        <w:numPr>
-          <w:ilvl w:val="0"/>
-          <w:numId w:val="26"/>
-        </w:numPr>
-      </w:pPr>
-      <w:proofErr w:type="gramStart"/>
-      <w:r>
-        <w:t>::</w:t>
-      </w:r>
-      <w:proofErr w:type="gramEnd"/>
-      <w:r>
-        <w:t xml:space="preserve"> (область видимости)</w:t>
-      </w:r>
-    </w:p>
-    <w:p>
-      <w:pPr>
-        <w:numPr>
-          <w:ilvl w:val="0"/>
-          <w:numId w:val="26"/>
-        </w:numPr>
-      </w:pPr>
-      <w:r>
-        <w:t>.* (выбор через указатель на член)</w:t>
-      </w:r>
-    </w:p>
-    <w:p>
-      <w:pPr>
-        <w:numPr>
-          <w:ilvl w:val="0"/>
-          <w:numId w:val="26"/>
-        </w:numPr>
-      </w:pPr>
-      <w:r>
-        <w:t>. (выбор члена)</w:t>
-      </w:r>
-    </w:p>
-    <w:p>
-      <w:pPr>
-        <w:numPr>
-          <w:ilvl w:val="0"/>
-          <w:numId w:val="26"/>
-        </w:numPr>
-      </w:pPr>
-      <w:proofErr w:type="gramStart"/>
-      <w:r>
-        <w:t>?:</w:t>
-      </w:r>
-      <w:proofErr w:type="gramEnd"/>
-      <w:r>
-        <w:t xml:space="preserve"> (условный оператор)</w:t>
-      </w:r>
-    </w:p>
-    <w:p>
-      <w:pPr>
-        <w:numPr>
-          <w:ilvl w:val="0"/>
-          <w:numId w:val="26"/>
-        </w:numPr>
-      </w:pPr>
-      <w:proofErr w:type="spellStart"/>
-      <w:r>
-        <w:t>sizeof</w:t>
-      </w:r>
-      <w:proofErr w:type="spellEnd"/>
-    </w:p>
-    <w:p>
-      <w:pPr>
-        <w:numPr>
-          <w:ilvl w:val="0"/>
-          <w:numId w:val="26"/>
-        </w:numPr>
-      </w:pPr>
-      <w:proofErr w:type="spellStart"/>
-      <w:r>
-        <w:t>typeid</w:t>
-      </w:r>
-      <w:proofErr w:type="spellEnd"/>
-    </w:p>
-    <w:p>
-      <w:pPr>
-        <w:numPr>
-          <w:ilvl w:val="0"/>
-          <w:numId w:val="26"/>
-        </w:numPr>
-        <w:ind w:left="720" w:firstLine="0"/>
-      </w:pPr>
-      <w:proofErr w:type="spellStart"/>
-      <w:r>
-        <w:t>alignof</w:t>
-      </w:r>
-      <w:proofErr w:type="spellEnd"/>
-    </w:p>
-    <w:p>
-      <w:pPr>
-        <w:numPr>
-          <w:ilvl w:val="0"/>
-          <w:numId w:val="22"/>
-        </w:numPr>
-      </w:pPr>
-      <w:r>
-        <w:rPr>
-          <w:b/>
-          <w:bCs/>
-        </w:rPr>
-        <w:t>Теряет ли операция при перегрузке свое исходное назначение?</w:t>
-      </w:r>
-      <w:r>
-        <w:br/>
-      </w:r>
-      <w:r>
-        <w:t>Нет. Перегрузка оператора не изменяет его поведение для встроенных типов</w:t>
-      </w:r>
-      <w:r>
-        <w:t>, о</w:t>
-      </w:r>
-      <w:r>
-        <w:t>на работает только для пользовательски</w:t>
-      </w:r>
-      <w:r>
-        <w:t>х</w:t>
-      </w:r>
-      <w:r>
-        <w:t>.</w:t>
-      </w:r>
-    </w:p>
-    <w:p>
-      <w:pPr>
-        <w:numPr>
-          <w:ilvl w:val="0"/>
-          <w:numId w:val="22"/>
-        </w:numPr>
-      </w:pPr>
-      <w:r>
-        <w:rPr>
-          <w:b/>
-          <w:bCs/>
-        </w:rPr>
-        <w:t>Каков синтаксис объявления оператора-функции?</w:t>
-      </w:r>
-      <w:r>
-        <w:br/>
-      </w:r>
-      <w:proofErr w:type="spellStart"/>
-      <w:r>
-        <w:rPr>
-          <w:i/>
-          <w:iCs/>
-        </w:rPr>
-        <w:t>return_type</w:t>
-      </w:r>
-      <w:proofErr w:type="spellEnd"/>
-      <w:r>
-        <w:rPr>
-          <w:i/>
-          <w:iCs/>
-        </w:rPr>
-        <w:t xml:space="preserve"> </w:t>
-      </w:r>
-      <w:proofErr w:type="spellStart"/>
-      <w:r>
-        <w:rPr>
-          <w:i/>
-          <w:iCs/>
-        </w:rPr>
-        <w:t>operator</w:t>
-      </w:r>
-      <w:proofErr w:type="spellEnd"/>
-      <w:r>
-        <w:rPr>
-          <w:i/>
-          <w:iCs/>
-        </w:rPr>
-        <w:t>@ (</w:t>
-      </w:r>
-      <w:proofErr w:type="spellStart"/>
-      <w:r>
-        <w:rPr>
-          <w:i/>
-          <w:iCs/>
-        </w:rPr>
-        <w:t>parameters</w:t>
-      </w:r>
-      <w:proofErr w:type="spellEnd"/>
-      <w:r>
-        <w:rPr>
-          <w:i/>
-          <w:iCs/>
-        </w:rPr>
-        <w:t>)</w:t>
-      </w:r>
-    </w:p>
-    <w:p>
-      <w:pPr>
-        <w:numPr>
-          <w:ilvl w:val="0"/>
-          <w:numId w:val="22"/>
-        </w:numPr>
-      </w:pPr>
-      <w:r>
-        <w:rPr>
-          <w:b/>
-          <w:bCs/>
-        </w:rPr>
-        <w:t>Почему при перегрузке унарных операций оператор-функция не имеет параметров?</w:t>
-      </w:r>
-      <w:r>
-        <w:br/>
-      </w:r>
-      <w:r>
-        <w:t xml:space="preserve">Унарный оператор (например, -, !, ++) применяется к одному операнду — текущему объекту. Поэтому параметр не нужен — используется </w:t>
-      </w:r>
-      <w:proofErr w:type="spellStart"/>
-      <w:r>
-        <w:rPr>
-          <w:i/>
-          <w:iCs/>
-        </w:rPr>
-        <w:t>this</w:t>
-      </w:r>
-      <w:proofErr w:type="spellEnd"/>
-      <w:r>
-        <w:t>.</w:t>
-      </w:r>
-    </w:p>
-    <w:p>
-      <w:pPr>
-        <w:numPr>
-          <w:ilvl w:val="0"/>
-          <w:numId w:val="22"/>
-        </w:numPr>
-      </w:pPr>
-      <w:r>
-        <w:rPr>
-          <w:b/>
-          <w:bCs/>
-        </w:rPr>
-        <w:t>Как различить префиксную и постфиксную операции инкремента при перегрузке?</w:t>
-      </w:r>
-      <w:r>
-        <w:br/>
-        <w:t xml:space="preserve">Для различения используется фиктивный </w:t>
-      </w:r>
-      <w:proofErr w:type="spellStart"/>
-      <w:r>
-        <w:t>int</w:t>
-      </w:r>
-      <w:proofErr w:type="spellEnd"/>
-      <w:r>
-        <w:t xml:space="preserve"> параметр. Префиксная форма (++</w:t>
-      </w:r>
-      <w:proofErr w:type="spellStart"/>
-      <w:r>
-        <w:t>obj</w:t>
-      </w:r>
-      <w:proofErr w:type="spellEnd"/>
-      <w:r>
-        <w:t>) объявляется без параметров (</w:t>
-      </w:r>
-      <w:proofErr w:type="spellStart"/>
-      <w:r>
-        <w:t>operator</w:t>
-      </w:r>
-      <w:proofErr w:type="spellEnd"/>
-      <w:r>
-        <w:t>++()), а постфиксная (</w:t>
-      </w:r>
-      <w:proofErr w:type="spellStart"/>
-      <w:r>
-        <w:t>obj</w:t>
-      </w:r>
-      <w:proofErr w:type="spellEnd"/>
-      <w:r>
-        <w:t xml:space="preserve">++) — с одним параметром типа </w:t>
-      </w:r>
-      <w:proofErr w:type="spellStart"/>
-      <w:r>
-        <w:t>int</w:t>
-      </w:r>
-      <w:proofErr w:type="spellEnd"/>
-      <w:r>
-        <w:t xml:space="preserve"> (</w:t>
-      </w:r>
-      <w:proofErr w:type="spellStart"/>
-      <w:r>
-        <w:t>operator</w:t>
-      </w:r>
-      <w:proofErr w:type="spellEnd"/>
-      <w:r>
-        <w:t>++(</w:t>
-      </w:r>
-      <w:proofErr w:type="spellStart"/>
-      <w:r>
-        <w:t>int</w:t>
-      </w:r>
-      <w:proofErr w:type="spellEnd"/>
-      <w:r>
-        <w:t>)), который не используется в теле функции.</w:t>
-      </w:r>
-    </w:p>
-    <w:p>
-      <w:pPr>
-        <w:numPr>
-          <w:ilvl w:val="0"/>
-          <w:numId w:val="22"/>
-        </w:numPr>
-      </w:pPr>
-      <w:r>
-        <w:rPr>
-          <w:b/>
-          <w:bCs/>
-        </w:rPr>
-        <w:t>Какая функция называется другом класса?</w:t>
-      </w:r>
-      <w:r>
-        <w:br/>
-        <w:t xml:space="preserve">Дружественная функция — это функция, не являющаяся членом класса, но имеющая доступ к его </w:t>
-      </w:r>
-      <w:proofErr w:type="spellStart"/>
-      <w:r>
-        <w:t>private</w:t>
-      </w:r>
-      <w:proofErr w:type="spellEnd"/>
-      <w:r>
-        <w:t xml:space="preserve"> и </w:t>
-      </w:r>
-      <w:proofErr w:type="spellStart"/>
-      <w:r>
-        <w:t>protected</w:t>
-      </w:r>
-      <w:proofErr w:type="spellEnd"/>
-      <w:r>
-        <w:t xml:space="preserve"> членам. Она объявляется внутри класса с ключевым словом </w:t>
-      </w:r>
-      <w:proofErr w:type="spellStart"/>
-      <w:r>
-        <w:rPr>
-          <w:i/>
-          <w:iCs/>
-        </w:rPr>
-        <w:t>friend</w:t>
-      </w:r>
-      <w:proofErr w:type="spellEnd"/>
-      <w:r>
-        <w:t>.</w:t>
-      </w:r>
-    </w:p>
-    <w:p>
-      <w:pPr>
-        <w:numPr>
-          <w:ilvl w:val="0"/>
-          <w:numId w:val="22"/>
-        </w:numPr>
-      </w:pPr>
-      <w:r>
-        <w:rPr>
-          <w:b/>
-          <w:bCs/>
-        </w:rPr>
-        <w:lastRenderedPageBreak/>
-        <w:t>В чем состоят различия между дружественной функцией и методом класса?</w:t>
+        <w:t>?</w:t>
       </w:r>
     </w:p>
     <w:p>
@@ -2574,29 +2370,37 @@
         <w:pStyle w:val="a"/>
         <w:numPr>
           <w:ilvl w:val="0"/>
-          <w:numId w:val="28"/>
+          <w:numId w:val="42"/>
         </w:numPr>
       </w:pPr>
       <w:r>
-        <w:t>Метод класса вызывается для конкретного объекта и получает на нег</w:t>
-      </w:r>
-      <w:r>
-        <w:t xml:space="preserve">о </w:t>
-      </w:r>
-      <w:r>
-        <w:t xml:space="preserve">указатель </w:t>
+        <w:rPr>
+          <w:lang w:val="en-US"/>
+        </w:rPr>
+        <w:t>f</w:t>
+      </w:r>
+      <w:r>
+        <w:t xml:space="preserve">-строки: </w:t>
       </w:r>
       <w:proofErr w:type="spellStart"/>
       <w:r>
-        <w:rPr>
-          <w:i/>
-          <w:iCs/>
-        </w:rPr>
-        <w:t>this</w:t>
+        <w:t>print</w:t>
       </w:r>
       <w:proofErr w:type="spellEnd"/>
       <w:r>
-        <w:t>.</w:t>
+        <w:t>(f"{'</w:t>
+      </w:r>
+      <w:r>
+        <w:t>Строчка</w:t>
+      </w:r>
+      <w:r>
+        <w:t>':&lt;10}")</w:t>
+      </w:r>
+      <w:r>
+        <w:t xml:space="preserve"> </w:t>
+      </w:r>
+      <w:r>
+        <w:t># выравнивание по левому краю, ширина 10</w:t>
       </w:r>
     </w:p>
     <w:p>
@@ -2604,125 +2408,30 @@
         <w:pStyle w:val="a"/>
         <w:numPr>
           <w:ilvl w:val="0"/>
-          <w:numId w:val="28"/>
+          <w:numId w:val="42"/>
         </w:numPr>
       </w:pPr>
-      <w:r>
-        <w:t xml:space="preserve">Дружественная функция не привязана к объекту и не имеет указателя </w:t>
-      </w:r>
       <w:proofErr w:type="spellStart"/>
       <w:r>
-        <w:rPr>
-          <w:i/>
-          <w:iCs/>
-        </w:rPr>
-        <w:t>this</w:t>
+        <w:t>print</w:t>
       </w:r>
       <w:proofErr w:type="spellEnd"/>
       <w:r>
-        <w:t>. Все объекты, к которым ей нужен доступ, должны быть переданы ей в качестве явных параметров.</w:t>
-      </w:r>
-    </w:p>
-    <w:p>
-      <w:pPr>
-        <w:numPr>
-          <w:ilvl w:val="0"/>
-          <w:numId w:val="22"/>
-        </w:numPr>
-      </w:pPr>
-      <w:r>
-        <w:rPr>
-          <w:b/>
-          <w:bCs/>
-        </w:rPr>
-        <w:t>В чем состоят особенности передачи параметров дружественной функции при перегрузке унарных и бинарных операций?</w:t>
-      </w:r>
-    </w:p>
-    <w:p>
-      <w:pPr>
-        <w:numPr>
-          <w:ilvl w:val="0"/>
-          <w:numId w:val="30"/>
-        </w:numPr>
-        <w:rPr>
-          <w:szCs w:val="28"/>
-        </w:rPr>
-      </w:pPr>
-      <w:r>
-        <w:rPr>
-          <w:szCs w:val="28"/>
-        </w:rPr>
-        <w:t>Для унарной операции дружественная функция принимает один параметр — объект класса.</w:t>
-      </w:r>
-    </w:p>
-    <w:p>
-      <w:pPr>
-        <w:numPr>
-          <w:ilvl w:val="0"/>
-          <w:numId w:val="30"/>
-        </w:numPr>
-        <w:rPr>
-          <w:szCs w:val="28"/>
-        </w:rPr>
-      </w:pPr>
-      <w:r>
-        <w:rPr>
-          <w:szCs w:val="28"/>
-        </w:rPr>
-        <w:t>Для бинарной операции — два параметра (левый и правый операнды).</w:t>
-      </w:r>
-    </w:p>
-    <w:p>
-      <w:pPr>
-        <w:numPr>
-          <w:ilvl w:val="0"/>
-          <w:numId w:val="22"/>
-        </w:numPr>
-      </w:pPr>
-      <w:r>
-        <w:rPr>
-          <w:b/>
-          <w:bCs/>
-        </w:rPr>
-        <w:t>Почему нельзя перегрузить операции &gt;&gt; и &lt;&lt; для ввода и вывода типов с помощью метода класса?</w:t>
-      </w:r>
-    </w:p>
-    <w:p>
-      <w:pPr>
-        <w:ind w:left="720" w:firstLine="0"/>
-      </w:pPr>
-      <w:r>
-        <w:t>Потому что левый операнд этих операторов — это объект потока (</w:t>
+        <w:t>("{:&lt;10}".</w:t>
       </w:r>
       <w:proofErr w:type="spellStart"/>
       <w:r>
-        <w:rPr>
-          <w:i/>
-          <w:iCs/>
-        </w:rPr>
-        <w:t>istream</w:t>
+        <w:t>format</w:t>
       </w:r>
       <w:proofErr w:type="spellEnd"/>
       <w:r>
-        <w:t xml:space="preserve"> или </w:t>
-      </w:r>
-      <w:proofErr w:type="spellStart"/>
-      <w:r>
-        <w:rPr>
-          <w:i/>
-          <w:iCs/>
-        </w:rPr>
-        <w:t>ostream</w:t>
-      </w:r>
-      <w:proofErr w:type="spellEnd"/>
-      <w:r>
-        <w:t>), а не объект класса. Метод класса требует, чтобы первым операндом был объект этого класса.</w:t>
+        <w:t>("Апельсин"))</w:t>
       </w:r>
       <w:r>
         <w:t xml:space="preserve"> </w:t>
       </w:r>
       <w:r>
-        <w:t>Поэтому эти операторы должны быть дружественными функциями</w:t>
+        <w:t># по правому краю</w:t>
       </w:r>
       <w:r>
         <w:t>.</w:t>
@@ -2740,25 +2449,22 @@
     </w:p>
     <w:p>
       <w:r>
-        <w:t xml:space="preserve">Я повторил основы работы с классами в языке </w:t>
+        <w:t xml:space="preserve">Я </w:t>
+      </w:r>
+      <w:r>
+        <w:t xml:space="preserve">изучил основные средства языка программирования </w:t>
       </w:r>
       <w:r>
         <w:rPr>
           <w:lang w:val="en-US"/>
         </w:rPr>
-        <w:t>C</w:t>
-      </w:r>
-      <w:r>
-        <w:t>++</w:t>
-      </w:r>
-      <w:r>
-        <w:t xml:space="preserve">, проверил навыки </w:t>
-      </w:r>
-      <w:r>
-        <w:t>использования языковых средств и способов динамического выделения памяти; организации форматного ввода и вывода</w:t>
-      </w:r>
-      <w:r>
-        <w:t>. Получил практические навыки разработки и отладки программ, использующих объекты класса и файловый ввод/вывод. Изучил различные реализации конструкторов и области их применения, а также аспекты перегрузки операций и работы с дружественными функциями.</w:t>
+        <w:t>Python</w:t>
+      </w:r>
+      <w:r>
+        <w:t>, необходимые для обработки произвольного текста и работы со строками</w:t>
+      </w:r>
+      <w:r>
+        <w:t>.</w:t>
       </w:r>
     </w:p>
     <w:sectPr>
@@ -2773,7 +2479,7 @@
 </file>
 
 <file path=word/endnotes.xml><?xml version="1.0" encoding="utf-8"?>
-<w:endnotes xmlns:wpc="http://schemas.microsoft.com/office/word/2010/wordprocessingCanvas" xmlns:mc="http://schemas.openxmlformats.org/markup-compatibility/2006" xmlns:o="urn:schemas-microsoft-com:office:office" xmlns:r="http://schemas.openxmlformats.org/officeDocument/2006/relationships" xmlns:m="http://schemas.openxmlformats.org/officeDocument/2006/math" xmlns:v="urn:schemas-microsoft-com:vml" xmlns:wp14="http://schemas.microsoft.com/office/word/2010/wordprocessingDrawing" xmlns:wp="http://schemas.openxmlformats.org/drawingml/2006/wordprocessingDrawing" xmlns:w10="urn:schemas-microsoft-com:office:word" xmlns:w="http://schemas.openxmlformats.org/wordprocessingml/2006/main" xmlns:w14="http://schemas.microsoft.com/office/word/2010/wordml" xmlns:w15="http://schemas.microsoft.com/office/word/2012/wordml" xmlns:wpg="http://schemas.microsoft.com/office/word/2010/wordprocessingGroup" xmlns:wpi="http://schemas.microsoft.com/office/word/2010/wordprocessingInk" xmlns:wne="http://schemas.microsoft.com/office/word/2006/wordml" xmlns:wps="http://schemas.microsoft.com/office/word/2010/wordprocessingShape" mc:Ignorable="w14 w15 wp14">
+<w:endnotes xmlns:wpc="http://schemas.microsoft.com/office/word/2010/wordprocessingCanvas" xmlns:cx="http://schemas.microsoft.com/office/drawing/2014/chartex" xmlns:cx1="http://schemas.microsoft.com/office/drawing/2015/9/8/chartex" xmlns:cx2="http://schemas.microsoft.com/office/drawing/2015/10/21/chartex" xmlns:cx3="http://schemas.microsoft.com/office/drawing/2016/5/9/chartex" xmlns:cx4="http://schemas.microsoft.com/office/drawing/2016/5/10/chartex" xmlns:cx5="http://schemas.microsoft.com/office/drawing/2016/5/11/chartex" xmlns:cx6="http://schemas.microsoft.com/office/drawing/2016/5/12/chartex" xmlns:cx7="http://schemas.microsoft.com/office/drawing/2016/5/13/chartex" xmlns:cx8="http://schemas.microsoft.com/office/drawing/2016/5/14/chartex" xmlns:mc="http://schemas.openxmlformats.org/markup-compatibility/2006" xmlns:aink="http://schemas.microsoft.com/office/drawing/2016/ink" xmlns:am3d="http://schemas.microsoft.com/office/drawing/2017/model3d" xmlns:o="urn:schemas-microsoft-com:office:office" xmlns:oel="http://schemas.microsoft.com/office/2019/extlst" xmlns:r="http://schemas.openxmlformats.org/officeDocument/2006/relationships" xmlns:m="http://schemas.openxmlformats.org/officeDocument/2006/math" xmlns:v="urn:schemas-microsoft-com:vml" xmlns:wp14="http://schemas.microsoft.com/office/word/2010/wordprocessingDrawing" xmlns:wp="http://schemas.openxmlformats.org/drawingml/2006/wordprocessingDrawing" xmlns:w10="urn:schemas-microsoft-com:office:word" xmlns:w="http://schemas.openxmlformats.org/wordprocessingml/2006/main" xmlns:w14="http://schemas.microsoft.com/office/word/2010/wordml" xmlns:w15="http://schemas.microsoft.com/office/word/2012/wordml" xmlns:w16cex="http://schemas.microsoft.com/office/word/2018/wordml/cex" xmlns:w16cid="http://schemas.microsoft.com/office/word/2016/wordml/cid" xmlns:w16="http://schemas.microsoft.com/office/word/2018/wordml" xmlns:w16du="http://schemas.microsoft.com/office/word/2023/wordml/word16du" xmlns:w16sdtdh="http://schemas.microsoft.com/office/word/2020/wordml/sdtdatahash" xmlns:w16sdtfl="http://schemas.microsoft.com/office/word/2024/wordml/sdtformatlock" xmlns:w16se="http://schemas.microsoft.com/office/word/2015/wordml/symex" xmlns:wpg="http://schemas.microsoft.com/office/word/2010/wordprocessingGroup" xmlns:wpi="http://schemas.microsoft.com/office/word/2010/wordprocessingInk" xmlns:wne="http://schemas.microsoft.com/office/word/2006/wordml" xmlns:wps="http://schemas.microsoft.com/office/word/2010/wordprocessingShape" mc:Ignorable="w14 w15 w16se w16cid w16 w16cex w16sdtdh w16sdtfl w16du wp14">
   <w:endnote w:type="separator" w:id="-1">
     <w:p>
       <w:r>
@@ -2792,7 +2498,7 @@
 </file>
 
 <file path=word/footer1.xml><?xml version="1.0" encoding="utf-8"?>
-<w:ftr xmlns:wpc="http://schemas.microsoft.com/office/word/2010/wordprocessingCanvas" xmlns:mc="http://schemas.openxmlformats.org/markup-compatibility/2006" xmlns:o="urn:schemas-microsoft-com:office:office" xmlns:r="http://schemas.openxmlformats.org/officeDocument/2006/relationships" xmlns:m="http://schemas.openxmlformats.org/officeDocument/2006/math" xmlns:v="urn:schemas-microsoft-com:vml" xmlns:wp14="http://schemas.microsoft.com/office/word/2010/wordprocessingDrawing" xmlns:wp="http://schemas.openxmlformats.org/drawingml/2006/wordprocessingDrawing" xmlns:w10="urn:schemas-microsoft-com:office:word" xmlns:w="http://schemas.openxmlformats.org/wordprocessingml/2006/main" xmlns:w14="http://schemas.microsoft.com/office/word/2010/wordml" xmlns:w15="http://schemas.microsoft.com/office/word/2012/wordml" xmlns:wpg="http://schemas.microsoft.com/office/word/2010/wordprocessingGroup" xmlns:wpi="http://schemas.microsoft.com/office/word/2010/wordprocessingInk" xmlns:wne="http://schemas.microsoft.com/office/word/2006/wordml" xmlns:wps="http://schemas.microsoft.com/office/word/2010/wordprocessingShape" mc:Ignorable="w14 w15 wp14">
+<w:ftr xmlns:wpc="http://schemas.microsoft.com/office/word/2010/wordprocessingCanvas" xmlns:cx="http://schemas.microsoft.com/office/drawing/2014/chartex" xmlns:cx1="http://schemas.microsoft.com/office/drawing/2015/9/8/chartex" xmlns:cx2="http://schemas.microsoft.com/office/drawing/2015/10/21/chartex" xmlns:cx3="http://schemas.microsoft.com/office/drawing/2016/5/9/chartex" xmlns:cx4="http://schemas.microsoft.com/office/drawing/2016/5/10/chartex" xmlns:cx5="http://schemas.microsoft.com/office/drawing/2016/5/11/chartex" xmlns:cx6="http://schemas.microsoft.com/office/drawing/2016/5/12/chartex" xmlns:cx7="http://schemas.microsoft.com/office/drawing/2016/5/13/chartex" xmlns:cx8="http://schemas.microsoft.com/office/drawing/2016/5/14/chartex" xmlns:mc="http://schemas.openxmlformats.org/markup-compatibility/2006" xmlns:aink="http://schemas.microsoft.com/office/drawing/2016/ink" xmlns:am3d="http://schemas.microsoft.com/office/drawing/2017/model3d" xmlns:o="urn:schemas-microsoft-com:office:office" xmlns:oel="http://schemas.microsoft.com/office/2019/extlst" xmlns:r="http://schemas.openxmlformats.org/officeDocument/2006/relationships" xmlns:m="http://schemas.openxmlformats.org/officeDocument/2006/math" xmlns:v="urn:schemas-microsoft-com:vml" xmlns:wp14="http://schemas.microsoft.com/office/word/2010/wordprocessingDrawing" xmlns:wp="http://schemas.openxmlformats.org/drawingml/2006/wordprocessingDrawing" xmlns:w10="urn:schemas-microsoft-com:office:word" xmlns:w="http://schemas.openxmlformats.org/wordprocessingml/2006/main" xmlns:w14="http://schemas.microsoft.com/office/word/2010/wordml" xmlns:w15="http://schemas.microsoft.com/office/word/2012/wordml" xmlns:w16cex="http://schemas.microsoft.com/office/word/2018/wordml/cex" xmlns:w16cid="http://schemas.microsoft.com/office/word/2016/wordml/cid" xmlns:w16="http://schemas.microsoft.com/office/word/2018/wordml" xmlns:w16du="http://schemas.microsoft.com/office/word/2023/wordml/word16du" xmlns:w16sdtdh="http://schemas.microsoft.com/office/word/2020/wordml/sdtdatahash" xmlns:w16sdtfl="http://schemas.microsoft.com/office/word/2024/wordml/sdtformatlock" xmlns:w16se="http://schemas.microsoft.com/office/word/2015/wordml/symex" xmlns:wpg="http://schemas.microsoft.com/office/word/2010/wordprocessingGroup" xmlns:wpi="http://schemas.microsoft.com/office/word/2010/wordprocessingInk" xmlns:wne="http://schemas.microsoft.com/office/word/2006/wordml" xmlns:wps="http://schemas.microsoft.com/office/word/2010/wordprocessingShape" mc:Ignorable="w14 w15 w16se w16cid w16 w16cex w16sdtdh w16sdtfl w16du wp14">
   <w:p>
     <w:pPr>
       <w:pStyle w:val="aff1"/>
@@ -2843,7 +2549,7 @@
 </file>
 
 <file path=word/footer2.xml><?xml version="1.0" encoding="utf-8"?>
-<w:ftr xmlns:wpc="http://schemas.microsoft.com/office/word/2010/wordprocessingCanvas" xmlns:mc="http://schemas.openxmlformats.org/markup-compatibility/2006" xmlns:o="urn:schemas-microsoft-com:office:office" xmlns:r="http://schemas.openxmlformats.org/officeDocument/2006/relationships" xmlns:m="http://schemas.openxmlformats.org/officeDocument/2006/math" xmlns:v="urn:schemas-microsoft-com:vml" xmlns:wp14="http://schemas.microsoft.com/office/word/2010/wordprocessingDrawing" xmlns:wp="http://schemas.openxmlformats.org/drawingml/2006/wordprocessingDrawing" xmlns:w10="urn:schemas-microsoft-com:office:word" xmlns:w="http://schemas.openxmlformats.org/wordprocessingml/2006/main" xmlns:w14="http://schemas.microsoft.com/office/word/2010/wordml" xmlns:w15="http://schemas.microsoft.com/office/word/2012/wordml" xmlns:wpg="http://schemas.microsoft.com/office/word/2010/wordprocessingGroup" xmlns:wpi="http://schemas.microsoft.com/office/word/2010/wordprocessingInk" xmlns:wne="http://schemas.microsoft.com/office/word/2006/wordml" xmlns:wps="http://schemas.microsoft.com/office/word/2010/wordprocessingShape" mc:Ignorable="w14 w15 wp14">
+<w:ftr xmlns:wpc="http://schemas.microsoft.com/office/word/2010/wordprocessingCanvas" xmlns:cx="http://schemas.microsoft.com/office/drawing/2014/chartex" xmlns:cx1="http://schemas.microsoft.com/office/drawing/2015/9/8/chartex" xmlns:cx2="http://schemas.microsoft.com/office/drawing/2015/10/21/chartex" xmlns:cx3="http://schemas.microsoft.com/office/drawing/2016/5/9/chartex" xmlns:cx4="http://schemas.microsoft.com/office/drawing/2016/5/10/chartex" xmlns:cx5="http://schemas.microsoft.com/office/drawing/2016/5/11/chartex" xmlns:cx6="http://schemas.microsoft.com/office/drawing/2016/5/12/chartex" xmlns:cx7="http://schemas.microsoft.com/office/drawing/2016/5/13/chartex" xmlns:cx8="http://schemas.microsoft.com/office/drawing/2016/5/14/chartex" xmlns:mc="http://schemas.openxmlformats.org/markup-compatibility/2006" xmlns:aink="http://schemas.microsoft.com/office/drawing/2016/ink" xmlns:am3d="http://schemas.microsoft.com/office/drawing/2017/model3d" xmlns:o="urn:schemas-microsoft-com:office:office" xmlns:oel="http://schemas.microsoft.com/office/2019/extlst" xmlns:r="http://schemas.openxmlformats.org/officeDocument/2006/relationships" xmlns:m="http://schemas.openxmlformats.org/officeDocument/2006/math" xmlns:v="urn:schemas-microsoft-com:vml" xmlns:wp14="http://schemas.microsoft.com/office/word/2010/wordprocessingDrawing" xmlns:wp="http://schemas.openxmlformats.org/drawingml/2006/wordprocessingDrawing" xmlns:w10="urn:schemas-microsoft-com:office:word" xmlns:w="http://schemas.openxmlformats.org/wordprocessingml/2006/main" xmlns:w14="http://schemas.microsoft.com/office/word/2010/wordml" xmlns:w15="http://schemas.microsoft.com/office/word/2012/wordml" xmlns:w16cex="http://schemas.microsoft.com/office/word/2018/wordml/cex" xmlns:w16cid="http://schemas.microsoft.com/office/word/2016/wordml/cid" xmlns:w16="http://schemas.microsoft.com/office/word/2018/wordml" xmlns:w16du="http://schemas.microsoft.com/office/word/2023/wordml/word16du" xmlns:w16sdtdh="http://schemas.microsoft.com/office/word/2020/wordml/sdtdatahash" xmlns:w16sdtfl="http://schemas.microsoft.com/office/word/2024/wordml/sdtformatlock" xmlns:w16se="http://schemas.microsoft.com/office/word/2015/wordml/symex" xmlns:wpg="http://schemas.microsoft.com/office/word/2010/wordprocessingGroup" xmlns:wpi="http://schemas.microsoft.com/office/word/2010/wordprocessingInk" xmlns:wne="http://schemas.microsoft.com/office/word/2006/wordml" xmlns:wps="http://schemas.microsoft.com/office/word/2010/wordprocessingShape" mc:Ignorable="w14 w15 w16se w16cid w16 w16cex w16sdtdh w16sdtfl w16du wp14">
   <w:p>
     <w:pPr>
       <w:pStyle w:val="aff1"/>
@@ -2872,7 +2578,7 @@
 </file>
 
 <file path=word/footnotes.xml><?xml version="1.0" encoding="utf-8"?>
-<w:footnotes xmlns:wpc="http://schemas.microsoft.com/office/word/2010/wordprocessingCanvas" xmlns:mc="http://schemas.openxmlformats.org/markup-compatibility/2006" xmlns:o="urn:schemas-microsoft-com:office:office" xmlns:r="http://schemas.openxmlformats.org/officeDocument/2006/relationships" xmlns:m="http://schemas.openxmlformats.org/officeDocument/2006/math" xmlns:v="urn:schemas-microsoft-com:vml" xmlns:wp14="http://schemas.microsoft.com/office/word/2010/wordprocessingDrawing" xmlns:wp="http://schemas.openxmlformats.org/drawingml/2006/wordprocessingDrawing" xmlns:w10="urn:schemas-microsoft-com:office:word" xmlns:w="http://schemas.openxmlformats.org/wordprocessingml/2006/main" xmlns:w14="http://schemas.microsoft.com/office/word/2010/wordml" xmlns:w15="http://schemas.microsoft.com/office/word/2012/wordml" xmlns:wpg="http://schemas.microsoft.com/office/word/2010/wordprocessingGroup" xmlns:wpi="http://schemas.microsoft.com/office/word/2010/wordprocessingInk" xmlns:wne="http://schemas.microsoft.com/office/word/2006/wordml" xmlns:wps="http://schemas.microsoft.com/office/word/2010/wordprocessingShape" mc:Ignorable="w14 w15 wp14">
+<w:footnotes xmlns:wpc="http://schemas.microsoft.com/office/word/2010/wordprocessingCanvas" xmlns:cx="http://schemas.microsoft.com/office/drawing/2014/chartex" xmlns:cx1="http://schemas.microsoft.com/office/drawing/2015/9/8/chartex" xmlns:cx2="http://schemas.microsoft.com/office/drawing/2015/10/21/chartex" xmlns:cx3="http://schemas.microsoft.com/office/drawing/2016/5/9/chartex" xmlns:cx4="http://schemas.microsoft.com/office/drawing/2016/5/10/chartex" xmlns:cx5="http://schemas.microsoft.com/office/drawing/2016/5/11/chartex" xmlns:cx6="http://schemas.microsoft.com/office/drawing/2016/5/12/chartex" xmlns:cx7="http://schemas.microsoft.com/office/drawing/2016/5/13/chartex" xmlns:cx8="http://schemas.microsoft.com/office/drawing/2016/5/14/chartex" xmlns:mc="http://schemas.openxmlformats.org/markup-compatibility/2006" xmlns:aink="http://schemas.microsoft.com/office/drawing/2016/ink" xmlns:am3d="http://schemas.microsoft.com/office/drawing/2017/model3d" xmlns:o="urn:schemas-microsoft-com:office:office" xmlns:oel="http://schemas.microsoft.com/office/2019/extlst" xmlns:r="http://schemas.openxmlformats.org/officeDocument/2006/relationships" xmlns:m="http://schemas.openxmlformats.org/officeDocument/2006/math" xmlns:v="urn:schemas-microsoft-com:vml" xmlns:wp14="http://schemas.microsoft.com/office/word/2010/wordprocessingDrawing" xmlns:wp="http://schemas.openxmlformats.org/drawingml/2006/wordprocessingDrawing" xmlns:w10="urn:schemas-microsoft-com:office:word" xmlns:w="http://schemas.openxmlformats.org/wordprocessingml/2006/main" xmlns:w14="http://schemas.microsoft.com/office/word/2010/wordml" xmlns:w15="http://schemas.microsoft.com/office/word/2012/wordml" xmlns:w16cex="http://schemas.microsoft.com/office/word/2018/wordml/cex" xmlns:w16cid="http://schemas.microsoft.com/office/word/2016/wordml/cid" xmlns:w16="http://schemas.microsoft.com/office/word/2018/wordml" xmlns:w16du="http://schemas.microsoft.com/office/word/2023/wordml/word16du" xmlns:w16sdtdh="http://schemas.microsoft.com/office/word/2020/wordml/sdtdatahash" xmlns:w16sdtfl="http://schemas.microsoft.com/office/word/2024/wordml/sdtformatlock" xmlns:w16se="http://schemas.microsoft.com/office/word/2015/wordml/symex" xmlns:wpg="http://schemas.microsoft.com/office/word/2010/wordprocessingGroup" xmlns:wpi="http://schemas.microsoft.com/office/word/2010/wordprocessingInk" xmlns:wne="http://schemas.microsoft.com/office/word/2006/wordml" xmlns:wps="http://schemas.microsoft.com/office/word/2010/wordprocessingShape" mc:Ignorable="w14 w15 w16se w16cid w16 w16cex w16sdtdh w16sdtfl w16du wp14">
   <w:footnote w:type="separator" w:id="-1">
     <w:p>
       <w:r>
@@ -2891,8 +2597,8 @@
 </file>
 
 <file path=word/numbering.xml><?xml version="1.0" encoding="utf-8"?>
-<w:numbering xmlns:wpc="http://schemas.microsoft.com/office/word/2010/wordprocessingCanvas" xmlns:mc="http://schemas.openxmlformats.org/markup-compatibility/2006" xmlns:o="urn:schemas-microsoft-com:office:office" xmlns:r="http://schemas.openxmlformats.org/officeDocument/2006/relationships" xmlns:m="http://schemas.openxmlformats.org/officeDocument/2006/math" xmlns:v="urn:schemas-microsoft-com:vml" xmlns:wp14="http://schemas.microsoft.com/office/word/2010/wordprocessingDrawing" xmlns:wp="http://schemas.openxmlformats.org/drawingml/2006/wordprocessingDrawing" xmlns:w10="urn:schemas-microsoft-com:office:word" xmlns:w="http://schemas.openxmlformats.org/wordprocessingml/2006/main" xmlns:w14="http://schemas.microsoft.com/office/word/2010/wordml" xmlns:w15="http://schemas.microsoft.com/office/word/2012/wordml" xmlns:wpg="http://schemas.microsoft.com/office/word/2010/wordprocessingGroup" xmlns:wpi="http://schemas.microsoft.com/office/word/2010/wordprocessingInk" xmlns:wne="http://schemas.microsoft.com/office/word/2006/wordml" xmlns:wps="http://schemas.microsoft.com/office/word/2010/wordprocessingShape" mc:Ignorable="w14 w15 wp14">
-  <w:abstractNum w:abstractNumId="0">
+<w:numbering xmlns:wpc="http://schemas.microsoft.com/office/word/2010/wordprocessingCanvas" xmlns:cx="http://schemas.microsoft.com/office/drawing/2014/chartex" xmlns:cx1="http://schemas.microsoft.com/office/drawing/2015/9/8/chartex" xmlns:cx2="http://schemas.microsoft.com/office/drawing/2015/10/21/chartex" xmlns:cx3="http://schemas.microsoft.com/office/drawing/2016/5/9/chartex" xmlns:cx4="http://schemas.microsoft.com/office/drawing/2016/5/10/chartex" xmlns:cx5="http://schemas.microsoft.com/office/drawing/2016/5/11/chartex" xmlns:cx6="http://schemas.microsoft.com/office/drawing/2016/5/12/chartex" xmlns:cx7="http://schemas.microsoft.com/office/drawing/2016/5/13/chartex" xmlns:cx8="http://schemas.microsoft.com/office/drawing/2016/5/14/chartex" xmlns:mc="http://schemas.openxmlformats.org/markup-compatibility/2006" xmlns:aink="http://schemas.microsoft.com/office/drawing/2016/ink" xmlns:am3d="http://schemas.microsoft.com/office/drawing/2017/model3d" xmlns:o="urn:schemas-microsoft-com:office:office" xmlns:oel="http://schemas.microsoft.com/office/2019/extlst" xmlns:r="http://schemas.openxmlformats.org/officeDocument/2006/relationships" xmlns:m="http://schemas.openxmlformats.org/officeDocument/2006/math" xmlns:v="urn:schemas-microsoft-com:vml" xmlns:wp14="http://schemas.microsoft.com/office/word/2010/wordprocessingDrawing" xmlns:wp="http://schemas.openxmlformats.org/drawingml/2006/wordprocessingDrawing" xmlns:w10="urn:schemas-microsoft-com:office:word" xmlns:w="http://schemas.openxmlformats.org/wordprocessingml/2006/main" xmlns:w14="http://schemas.microsoft.com/office/word/2010/wordml" xmlns:w15="http://schemas.microsoft.com/office/word/2012/wordml" xmlns:w16cex="http://schemas.microsoft.com/office/word/2018/wordml/cex" xmlns:w16cid="http://schemas.microsoft.com/office/word/2016/wordml/cid" xmlns:w16="http://schemas.microsoft.com/office/word/2018/wordml" xmlns:w16du="http://schemas.microsoft.com/office/word/2023/wordml/word16du" xmlns:w16sdtdh="http://schemas.microsoft.com/office/word/2020/wordml/sdtdatahash" xmlns:w16sdtfl="http://schemas.microsoft.com/office/word/2024/wordml/sdtformatlock" xmlns:w16se="http://schemas.microsoft.com/office/word/2015/wordml/symex" xmlns:wpg="http://schemas.microsoft.com/office/word/2010/wordprocessingGroup" xmlns:wpi="http://schemas.microsoft.com/office/word/2010/wordprocessingInk" xmlns:wne="http://schemas.microsoft.com/office/word/2006/wordml" xmlns:wps="http://schemas.microsoft.com/office/word/2010/wordprocessingShape" mc:Ignorable="w14 w15 w16se w16cid w16 w16cex w16sdtdh w16sdtfl w16du wp14">
+  <w:abstractNum w:abstractNumId="0" w15:restartNumberingAfterBreak="0">
     <w:nsid w:val="01432263"/>
     <w:multiLevelType w:val="hybridMultilevel"/>
     <w:tmpl w:val="4DEA9F98"/>
@@ -3007,7 +2713,7 @@
       </w:rPr>
     </w:lvl>
   </w:abstractNum>
-  <w:abstractNum w:abstractNumId="1">
+  <w:abstractNum w:abstractNumId="1" w15:restartNumberingAfterBreak="0">
     <w:nsid w:val="03E05E10"/>
     <w:multiLevelType w:val="hybridMultilevel"/>
     <w:tmpl w:val="A5309876"/>
@@ -3093,7 +2799,7 @@
       </w:pPr>
     </w:lvl>
   </w:abstractNum>
-  <w:abstractNum w:abstractNumId="2">
+  <w:abstractNum w:abstractNumId="2" w15:restartNumberingAfterBreak="0">
     <w:nsid w:val="0EA21AF9"/>
     <w:multiLevelType w:val="hybridMultilevel"/>
     <w:tmpl w:val="DCD8D62C"/>
@@ -3182,7 +2888,127 @@
       </w:pPr>
     </w:lvl>
   </w:abstractNum>
-  <w:abstractNum w:abstractNumId="3">
+  <w:abstractNum w:abstractNumId="3" w15:restartNumberingAfterBreak="0">
+    <w:nsid w:val="118D6F2E"/>
+    <w:multiLevelType w:val="multilevel"/>
+    <w:tmpl w:val="9E326E14"/>
+    <w:lvl w:ilvl="0">
+      <w:start w:val="1"/>
+      <w:numFmt w:val="bullet"/>
+      <w:lvlText w:val=""/>
+      <w:lvlJc w:val="left"/>
+      <w:pPr>
+        <w:tabs>
+          <w:tab w:val="num" w:pos="1068"/>
+        </w:tabs>
+        <w:ind w:left="1068" w:hanging="360"/>
+      </w:pPr>
+      <w:rPr>
+        <w:rFonts w:ascii="Symbol" w:hAnsi="Symbol" w:hint="default"/>
+      </w:rPr>
+    </w:lvl>
+    <w:lvl w:ilvl="1">
+      <w:start w:val="1"/>
+      <w:numFmt w:val="bullet"/>
+      <w:lvlText w:val="o"/>
+      <w:lvlJc w:val="left"/>
+      <w:pPr>
+        <w:tabs>
+          <w:tab w:val="num" w:pos="1788"/>
+        </w:tabs>
+        <w:ind w:left="1788" w:hanging="360"/>
+      </w:pPr>
+      <w:rPr>
+        <w:rFonts w:ascii="Courier New" w:hAnsi="Courier New" w:hint="default"/>
+        <w:sz w:val="20"/>
+      </w:rPr>
+    </w:lvl>
+    <w:lvl w:ilvl="2" w:tentative="1">
+      <w:start w:val="1"/>
+      <w:numFmt w:val="decimal"/>
+      <w:lvlText w:val="%3."/>
+      <w:lvlJc w:val="left"/>
+      <w:pPr>
+        <w:tabs>
+          <w:tab w:val="num" w:pos="2508"/>
+        </w:tabs>
+        <w:ind w:left="2508" w:hanging="360"/>
+      </w:pPr>
+    </w:lvl>
+    <w:lvl w:ilvl="3" w:tentative="1">
+      <w:start w:val="1"/>
+      <w:numFmt w:val="decimal"/>
+      <w:lvlText w:val="%4."/>
+      <w:lvlJc w:val="left"/>
+      <w:pPr>
+        <w:tabs>
+          <w:tab w:val="num" w:pos="3228"/>
+        </w:tabs>
+        <w:ind w:left="3228" w:hanging="360"/>
+      </w:pPr>
+    </w:lvl>
+    <w:lvl w:ilvl="4" w:tentative="1">
+      <w:start w:val="1"/>
+      <w:numFmt w:val="decimal"/>
+      <w:lvlText w:val="%5."/>
+      <w:lvlJc w:val="left"/>
+      <w:pPr>
+        <w:tabs>
+          <w:tab w:val="num" w:pos="3948"/>
+        </w:tabs>
+        <w:ind w:left="3948" w:hanging="360"/>
+      </w:pPr>
+    </w:lvl>
+    <w:lvl w:ilvl="5" w:tentative="1">
+      <w:start w:val="1"/>
+      <w:numFmt w:val="decimal"/>
+      <w:lvlText w:val="%6."/>
+      <w:lvlJc w:val="left"/>
+      <w:pPr>
+        <w:tabs>
+          <w:tab w:val="num" w:pos="4668"/>
+        </w:tabs>
+        <w:ind w:left="4668" w:hanging="360"/>
+      </w:pPr>
+    </w:lvl>
+    <w:lvl w:ilvl="6" w:tentative="1">
+      <w:start w:val="1"/>
+      <w:numFmt w:val="decimal"/>
+      <w:lvlText w:val="%7."/>
+      <w:lvlJc w:val="left"/>
+      <w:pPr>
+        <w:tabs>
+          <w:tab w:val="num" w:pos="5388"/>
+        </w:tabs>
+        <w:ind w:left="5388" w:hanging="360"/>
+      </w:pPr>
+    </w:lvl>
+    <w:lvl w:ilvl="7" w:tentative="1">
+      <w:start w:val="1"/>
+      <w:numFmt w:val="decimal"/>
+      <w:lvlText w:val="%8."/>
+      <w:lvlJc w:val="left"/>
+      <w:pPr>
+        <w:tabs>
+          <w:tab w:val="num" w:pos="6108"/>
+        </w:tabs>
+        <w:ind w:left="6108" w:hanging="360"/>
+      </w:pPr>
+    </w:lvl>
+    <w:lvl w:ilvl="8" w:tentative="1">
+      <w:start w:val="1"/>
+      <w:numFmt w:val="decimal"/>
+      <w:lvlText w:val="%9."/>
+      <w:lvlJc w:val="left"/>
+      <w:pPr>
+        <w:tabs>
+          <w:tab w:val="num" w:pos="6828"/>
+        </w:tabs>
+        <w:ind w:left="6828" w:hanging="360"/>
+      </w:pPr>
+    </w:lvl>
+  </w:abstractNum>
+  <w:abstractNum w:abstractNumId="4" w15:restartNumberingAfterBreak="0">
     <w:nsid w:val="196570CE"/>
     <w:multiLevelType w:val="multilevel"/>
     <w:tmpl w:val="424A60C8"/>
@@ -3298,7 +3124,7 @@
       </w:pPr>
     </w:lvl>
   </w:abstractNum>
-  <w:abstractNum w:abstractNumId="4">
+  <w:abstractNum w:abstractNumId="5" w15:restartNumberingAfterBreak="0">
     <w:nsid w:val="1C3E27C6"/>
     <w:multiLevelType w:val="hybridMultilevel"/>
     <w:tmpl w:val="13DA117E"/>
@@ -3411,7 +3237,7 @@
       </w:rPr>
     </w:lvl>
   </w:abstractNum>
-  <w:abstractNum w:abstractNumId="5">
+  <w:abstractNum w:abstractNumId="6" w15:restartNumberingAfterBreak="0">
     <w:nsid w:val="1D1A2D99"/>
     <w:multiLevelType w:val="hybridMultilevel"/>
     <w:tmpl w:val="192AC8BE"/>
@@ -3524,7 +3350,7 @@
       </w:rPr>
     </w:lvl>
   </w:abstractNum>
-  <w:abstractNum w:abstractNumId="6">
+  <w:abstractNum w:abstractNumId="7" w15:restartNumberingAfterBreak="0">
     <w:nsid w:val="1EC940C4"/>
     <w:multiLevelType w:val="multilevel"/>
     <w:tmpl w:val="DD523626"/>
@@ -3673,7 +3499,7 @@
       </w:rPr>
     </w:lvl>
   </w:abstractNum>
-  <w:abstractNum w:abstractNumId="7">
+  <w:abstractNum w:abstractNumId="8" w15:restartNumberingAfterBreak="0">
     <w:nsid w:val="234306EF"/>
     <w:multiLevelType w:val="multilevel"/>
     <w:tmpl w:val="98CC6CFE"/>
@@ -3793,7 +3619,7 @@
       </w:pPr>
     </w:lvl>
   </w:abstractNum>
-  <w:abstractNum w:abstractNumId="8">
+  <w:abstractNum w:abstractNumId="9" w15:restartNumberingAfterBreak="0">
     <w:nsid w:val="26D60A78"/>
     <w:multiLevelType w:val="multilevel"/>
     <w:tmpl w:val="94308E00"/>
@@ -3910,7 +3736,247 @@
       </w:pPr>
     </w:lvl>
   </w:abstractNum>
-  <w:abstractNum w:abstractNumId="9">
+  <w:abstractNum w:abstractNumId="10" w15:restartNumberingAfterBreak="0">
+    <w:nsid w:val="2CCF367B"/>
+    <w:multiLevelType w:val="multilevel"/>
+    <w:tmpl w:val="9E326E14"/>
+    <w:lvl w:ilvl="0">
+      <w:start w:val="1"/>
+      <w:numFmt w:val="bullet"/>
+      <w:lvlText w:val=""/>
+      <w:lvlJc w:val="left"/>
+      <w:pPr>
+        <w:tabs>
+          <w:tab w:val="num" w:pos="1068"/>
+        </w:tabs>
+        <w:ind w:left="1068" w:hanging="360"/>
+      </w:pPr>
+      <w:rPr>
+        <w:rFonts w:ascii="Symbol" w:hAnsi="Symbol" w:hint="default"/>
+      </w:rPr>
+    </w:lvl>
+    <w:lvl w:ilvl="1">
+      <w:start w:val="1"/>
+      <w:numFmt w:val="bullet"/>
+      <w:lvlText w:val="o"/>
+      <w:lvlJc w:val="left"/>
+      <w:pPr>
+        <w:tabs>
+          <w:tab w:val="num" w:pos="1788"/>
+        </w:tabs>
+        <w:ind w:left="1788" w:hanging="360"/>
+      </w:pPr>
+      <w:rPr>
+        <w:rFonts w:ascii="Courier New" w:hAnsi="Courier New" w:hint="default"/>
+        <w:sz w:val="20"/>
+      </w:rPr>
+    </w:lvl>
+    <w:lvl w:ilvl="2" w:tentative="1">
+      <w:start w:val="1"/>
+      <w:numFmt w:val="decimal"/>
+      <w:lvlText w:val="%3."/>
+      <w:lvlJc w:val="left"/>
+      <w:pPr>
+        <w:tabs>
+          <w:tab w:val="num" w:pos="2508"/>
+        </w:tabs>
+        <w:ind w:left="2508" w:hanging="360"/>
+      </w:pPr>
+    </w:lvl>
+    <w:lvl w:ilvl="3" w:tentative="1">
+      <w:start w:val="1"/>
+      <w:numFmt w:val="decimal"/>
+      <w:lvlText w:val="%4."/>
+      <w:lvlJc w:val="left"/>
+      <w:pPr>
+        <w:tabs>
+          <w:tab w:val="num" w:pos="3228"/>
+        </w:tabs>
+        <w:ind w:left="3228" w:hanging="360"/>
+      </w:pPr>
+    </w:lvl>
+    <w:lvl w:ilvl="4" w:tentative="1">
+      <w:start w:val="1"/>
+      <w:numFmt w:val="decimal"/>
+      <w:lvlText w:val="%5."/>
+      <w:lvlJc w:val="left"/>
+      <w:pPr>
+        <w:tabs>
+          <w:tab w:val="num" w:pos="3948"/>
+        </w:tabs>
+        <w:ind w:left="3948" w:hanging="360"/>
+      </w:pPr>
+    </w:lvl>
+    <w:lvl w:ilvl="5" w:tentative="1">
+      <w:start w:val="1"/>
+      <w:numFmt w:val="decimal"/>
+      <w:lvlText w:val="%6."/>
+      <w:lvlJc w:val="left"/>
+      <w:pPr>
+        <w:tabs>
+          <w:tab w:val="num" w:pos="4668"/>
+        </w:tabs>
+        <w:ind w:left="4668" w:hanging="360"/>
+      </w:pPr>
+    </w:lvl>
+    <w:lvl w:ilvl="6" w:tentative="1">
+      <w:start w:val="1"/>
+      <w:numFmt w:val="decimal"/>
+      <w:lvlText w:val="%7."/>
+      <w:lvlJc w:val="left"/>
+      <w:pPr>
+        <w:tabs>
+          <w:tab w:val="num" w:pos="5388"/>
+        </w:tabs>
+        <w:ind w:left="5388" w:hanging="360"/>
+      </w:pPr>
+    </w:lvl>
+    <w:lvl w:ilvl="7" w:tentative="1">
+      <w:start w:val="1"/>
+      <w:numFmt w:val="decimal"/>
+      <w:lvlText w:val="%8."/>
+      <w:lvlJc w:val="left"/>
+      <w:pPr>
+        <w:tabs>
+          <w:tab w:val="num" w:pos="6108"/>
+        </w:tabs>
+        <w:ind w:left="6108" w:hanging="360"/>
+      </w:pPr>
+    </w:lvl>
+    <w:lvl w:ilvl="8" w:tentative="1">
+      <w:start w:val="1"/>
+      <w:numFmt w:val="decimal"/>
+      <w:lvlText w:val="%9."/>
+      <w:lvlJc w:val="left"/>
+      <w:pPr>
+        <w:tabs>
+          <w:tab w:val="num" w:pos="6828"/>
+        </w:tabs>
+        <w:ind w:left="6828" w:hanging="360"/>
+      </w:pPr>
+    </w:lvl>
+  </w:abstractNum>
+  <w:abstractNum w:abstractNumId="11" w15:restartNumberingAfterBreak="0">
+    <w:nsid w:val="38640E0E"/>
+    <w:multiLevelType w:val="multilevel"/>
+    <w:tmpl w:val="9E326E14"/>
+    <w:lvl w:ilvl="0">
+      <w:start w:val="1"/>
+      <w:numFmt w:val="bullet"/>
+      <w:lvlText w:val=""/>
+      <w:lvlJc w:val="left"/>
+      <w:pPr>
+        <w:tabs>
+          <w:tab w:val="num" w:pos="720"/>
+        </w:tabs>
+        <w:ind w:left="720" w:hanging="360"/>
+      </w:pPr>
+      <w:rPr>
+        <w:rFonts w:ascii="Symbol" w:hAnsi="Symbol" w:hint="default"/>
+      </w:rPr>
+    </w:lvl>
+    <w:lvl w:ilvl="1">
+      <w:start w:val="1"/>
+      <w:numFmt w:val="bullet"/>
+      <w:lvlText w:val="o"/>
+      <w:lvlJc w:val="left"/>
+      <w:pPr>
+        <w:tabs>
+          <w:tab w:val="num" w:pos="1440"/>
+        </w:tabs>
+        <w:ind w:left="1440" w:hanging="360"/>
+      </w:pPr>
+      <w:rPr>
+        <w:rFonts w:ascii="Courier New" w:hAnsi="Courier New" w:hint="default"/>
+        <w:sz w:val="20"/>
+      </w:rPr>
+    </w:lvl>
+    <w:lvl w:ilvl="2" w:tentative="1">
+      <w:start w:val="1"/>
+      <w:numFmt w:val="decimal"/>
+      <w:lvlText w:val="%3."/>
+      <w:lvlJc w:val="left"/>
+      <w:pPr>
+        <w:tabs>
+          <w:tab w:val="num" w:pos="2160"/>
+        </w:tabs>
+        <w:ind w:left="2160" w:hanging="360"/>
+      </w:pPr>
+    </w:lvl>
+    <w:lvl w:ilvl="3" w:tentative="1">
+      <w:start w:val="1"/>
+      <w:numFmt w:val="decimal"/>
+      <w:lvlText w:val="%4."/>
+      <w:lvlJc w:val="left"/>
+      <w:pPr>
+        <w:tabs>
+          <w:tab w:val="num" w:pos="2880"/>
+        </w:tabs>
+        <w:ind w:left="2880" w:hanging="360"/>
+      </w:pPr>
+    </w:lvl>
+    <w:lvl w:ilvl="4" w:tentative="1">
+      <w:start w:val="1"/>
+      <w:numFmt w:val="decimal"/>
+      <w:lvlText w:val="%5."/>
+      <w:lvlJc w:val="left"/>
+      <w:pPr>
+        <w:tabs>
+          <w:tab w:val="num" w:pos="3600"/>
+        </w:tabs>
+        <w:ind w:left="3600" w:hanging="360"/>
+      </w:pPr>
+    </w:lvl>
+    <w:lvl w:ilvl="5" w:tentative="1">
+      <w:start w:val="1"/>
+      <w:numFmt w:val="decimal"/>
+      <w:lvlText w:val="%6."/>
+      <w:lvlJc w:val="left"/>
+      <w:pPr>
+        <w:tabs>
+          <w:tab w:val="num" w:pos="4320"/>
+        </w:tabs>
+        <w:ind w:left="4320" w:hanging="360"/>
+      </w:pPr>
+    </w:lvl>
+    <w:lvl w:ilvl="6" w:tentative="1">
+      <w:start w:val="1"/>
+      <w:numFmt w:val="decimal"/>
+      <w:lvlText w:val="%7."/>
+      <w:lvlJc w:val="left"/>
+      <w:pPr>
+        <w:tabs>
+          <w:tab w:val="num" w:pos="5040"/>
+        </w:tabs>
+        <w:ind w:left="5040" w:hanging="360"/>
+      </w:pPr>
+    </w:lvl>
+    <w:lvl w:ilvl="7" w:tentative="1">
+      <w:start w:val="1"/>
+      <w:numFmt w:val="decimal"/>
+      <w:lvlText w:val="%8."/>
+      <w:lvlJc w:val="left"/>
+      <w:pPr>
+        <w:tabs>
+          <w:tab w:val="num" w:pos="5760"/>
+        </w:tabs>
+        <w:ind w:left="5760" w:hanging="360"/>
+      </w:pPr>
+    </w:lvl>
+    <w:lvl w:ilvl="8" w:tentative="1">
+      <w:start w:val="1"/>
+      <w:numFmt w:val="decimal"/>
+      <w:lvlText w:val="%9."/>
+      <w:lvlJc w:val="left"/>
+      <w:pPr>
+        <w:tabs>
+          <w:tab w:val="num" w:pos="6480"/>
+        </w:tabs>
+        <w:ind w:left="6480" w:hanging="360"/>
+      </w:pPr>
+    </w:lvl>
+  </w:abstractNum>
+  <w:abstractNum w:abstractNumId="12" w15:restartNumberingAfterBreak="0">
     <w:nsid w:val="3A6D1C67"/>
     <w:multiLevelType w:val="hybridMultilevel"/>
     <w:tmpl w:val="2884C3DA"/>
@@ -3999,7 +4065,7 @@
       </w:pPr>
     </w:lvl>
   </w:abstractNum>
-  <w:abstractNum w:abstractNumId="10">
+  <w:abstractNum w:abstractNumId="13" w15:restartNumberingAfterBreak="0">
     <w:nsid w:val="3DE00378"/>
     <w:multiLevelType w:val="hybridMultilevel"/>
     <w:tmpl w:val="73AE4A6A"/>
@@ -4112,7 +4178,127 @@
       </w:rPr>
     </w:lvl>
   </w:abstractNum>
-  <w:abstractNum w:abstractNumId="11">
+  <w:abstractNum w:abstractNumId="14" w15:restartNumberingAfterBreak="0">
+    <w:nsid w:val="3E9522C2"/>
+    <w:multiLevelType w:val="multilevel"/>
+    <w:tmpl w:val="C0785F1E"/>
+    <w:lvl w:ilvl="0">
+      <w:start w:val="1"/>
+      <w:numFmt w:val="bullet"/>
+      <w:lvlText w:val=""/>
+      <w:lvlJc w:val="left"/>
+      <w:pPr>
+        <w:tabs>
+          <w:tab w:val="num" w:pos="1080"/>
+        </w:tabs>
+        <w:ind w:left="1080" w:hanging="360"/>
+      </w:pPr>
+      <w:rPr>
+        <w:rFonts w:ascii="Symbol" w:hAnsi="Symbol" w:hint="default"/>
+      </w:rPr>
+    </w:lvl>
+    <w:lvl w:ilvl="1">
+      <w:start w:val="1"/>
+      <w:numFmt w:val="bullet"/>
+      <w:lvlText w:val="o"/>
+      <w:lvlJc w:val="left"/>
+      <w:pPr>
+        <w:tabs>
+          <w:tab w:val="num" w:pos="1800"/>
+        </w:tabs>
+        <w:ind w:left="1800" w:hanging="360"/>
+      </w:pPr>
+      <w:rPr>
+        <w:rFonts w:ascii="Courier New" w:hAnsi="Courier New" w:hint="default"/>
+        <w:sz w:val="20"/>
+      </w:rPr>
+    </w:lvl>
+    <w:lvl w:ilvl="2" w:tentative="1">
+      <w:start w:val="1"/>
+      <w:numFmt w:val="decimal"/>
+      <w:lvlText w:val="%3."/>
+      <w:lvlJc w:val="left"/>
+      <w:pPr>
+        <w:tabs>
+          <w:tab w:val="num" w:pos="2520"/>
+        </w:tabs>
+        <w:ind w:left="2520" w:hanging="360"/>
+      </w:pPr>
+    </w:lvl>
+    <w:lvl w:ilvl="3" w:tentative="1">
+      <w:start w:val="1"/>
+      <w:numFmt w:val="decimal"/>
+      <w:lvlText w:val="%4."/>
+      <w:lvlJc w:val="left"/>
+      <w:pPr>
+        <w:tabs>
+          <w:tab w:val="num" w:pos="3240"/>
+        </w:tabs>
+        <w:ind w:left="3240" w:hanging="360"/>
+      </w:pPr>
+    </w:lvl>
+    <w:lvl w:ilvl="4" w:tentative="1">
+      <w:start w:val="1"/>
+      <w:numFmt w:val="decimal"/>
+      <w:lvlText w:val="%5."/>
+      <w:lvlJc w:val="left"/>
+      <w:pPr>
+        <w:tabs>
+          <w:tab w:val="num" w:pos="3960"/>
+        </w:tabs>
+        <w:ind w:left="3960" w:hanging="360"/>
+      </w:pPr>
+    </w:lvl>
+    <w:lvl w:ilvl="5" w:tentative="1">
+      <w:start w:val="1"/>
+      <w:numFmt w:val="decimal"/>
+      <w:lvlText w:val="%6."/>
+      <w:lvlJc w:val="left"/>
+      <w:pPr>
+        <w:tabs>
+          <w:tab w:val="num" w:pos="4680"/>
+        </w:tabs>
+        <w:ind w:left="4680" w:hanging="360"/>
+      </w:pPr>
+    </w:lvl>
+    <w:lvl w:ilvl="6" w:tentative="1">
+      <w:start w:val="1"/>
+      <w:numFmt w:val="decimal"/>
+      <w:lvlText w:val="%7."/>
+      <w:lvlJc w:val="left"/>
+      <w:pPr>
+        <w:tabs>
+          <w:tab w:val="num" w:pos="5400"/>
+        </w:tabs>
+        <w:ind w:left="5400" w:hanging="360"/>
+      </w:pPr>
+    </w:lvl>
+    <w:lvl w:ilvl="7" w:tentative="1">
+      <w:start w:val="1"/>
+      <w:numFmt w:val="decimal"/>
+      <w:lvlText w:val="%8."/>
+      <w:lvlJc w:val="left"/>
+      <w:pPr>
+        <w:tabs>
+          <w:tab w:val="num" w:pos="6120"/>
+        </w:tabs>
+        <w:ind w:left="6120" w:hanging="360"/>
+      </w:pPr>
+    </w:lvl>
+    <w:lvl w:ilvl="8" w:tentative="1">
+      <w:start w:val="1"/>
+      <w:numFmt w:val="decimal"/>
+      <w:lvlText w:val="%9."/>
+      <w:lvlJc w:val="left"/>
+      <w:pPr>
+        <w:tabs>
+          <w:tab w:val="num" w:pos="6840"/>
+        </w:tabs>
+        <w:ind w:left="6840" w:hanging="360"/>
+      </w:pPr>
+    </w:lvl>
+  </w:abstractNum>
+  <w:abstractNum w:abstractNumId="15" w15:restartNumberingAfterBreak="0">
     <w:nsid w:val="3FF01D5B"/>
     <w:multiLevelType w:val="multilevel"/>
     <w:tmpl w:val="40A2D4A8"/>
@@ -4232,7 +4418,7 @@
       </w:pPr>
     </w:lvl>
   </w:abstractNum>
-  <w:abstractNum w:abstractNumId="12">
+  <w:abstractNum w:abstractNumId="16" w15:restartNumberingAfterBreak="0">
     <w:nsid w:val="44B2225A"/>
     <w:multiLevelType w:val="hybridMultilevel"/>
     <w:tmpl w:val="27AEAE8E"/>
@@ -4345,7 +4531,7 @@
       </w:rPr>
     </w:lvl>
   </w:abstractNum>
-  <w:abstractNum w:abstractNumId="13">
+  <w:abstractNum w:abstractNumId="17" w15:restartNumberingAfterBreak="0">
     <w:nsid w:val="46D352B5"/>
     <w:multiLevelType w:val="multilevel"/>
     <w:tmpl w:val="98CC6CFE"/>
@@ -4465,7 +4651,127 @@
       </w:pPr>
     </w:lvl>
   </w:abstractNum>
-  <w:abstractNum w:abstractNumId="14">
+  <w:abstractNum w:abstractNumId="18" w15:restartNumberingAfterBreak="0">
+    <w:nsid w:val="4D976AD7"/>
+    <w:multiLevelType w:val="multilevel"/>
+    <w:tmpl w:val="C0785F1E"/>
+    <w:lvl w:ilvl="0">
+      <w:start w:val="1"/>
+      <w:numFmt w:val="bullet"/>
+      <w:lvlText w:val=""/>
+      <w:lvlJc w:val="left"/>
+      <w:pPr>
+        <w:tabs>
+          <w:tab w:val="num" w:pos="1080"/>
+        </w:tabs>
+        <w:ind w:left="1080" w:hanging="360"/>
+      </w:pPr>
+      <w:rPr>
+        <w:rFonts w:ascii="Symbol" w:hAnsi="Symbol" w:hint="default"/>
+      </w:rPr>
+    </w:lvl>
+    <w:lvl w:ilvl="1">
+      <w:start w:val="1"/>
+      <w:numFmt w:val="bullet"/>
+      <w:lvlText w:val="o"/>
+      <w:lvlJc w:val="left"/>
+      <w:pPr>
+        <w:tabs>
+          <w:tab w:val="num" w:pos="1800"/>
+        </w:tabs>
+        <w:ind w:left="1800" w:hanging="360"/>
+      </w:pPr>
+      <w:rPr>
+        <w:rFonts w:ascii="Courier New" w:hAnsi="Courier New" w:hint="default"/>
+        <w:sz w:val="20"/>
+      </w:rPr>
+    </w:lvl>
+    <w:lvl w:ilvl="2" w:tentative="1">
+      <w:start w:val="1"/>
+      <w:numFmt w:val="decimal"/>
+      <w:lvlText w:val="%3."/>
+      <w:lvlJc w:val="left"/>
+      <w:pPr>
+        <w:tabs>
+          <w:tab w:val="num" w:pos="2520"/>
+        </w:tabs>
+        <w:ind w:left="2520" w:hanging="360"/>
+      </w:pPr>
+    </w:lvl>
+    <w:lvl w:ilvl="3" w:tentative="1">
+      <w:start w:val="1"/>
+      <w:numFmt w:val="decimal"/>
+      <w:lvlText w:val="%4."/>
+      <w:lvlJc w:val="left"/>
+      <w:pPr>
+        <w:tabs>
+          <w:tab w:val="num" w:pos="3240"/>
+        </w:tabs>
+        <w:ind w:left="3240" w:hanging="360"/>
+      </w:pPr>
+    </w:lvl>
+    <w:lvl w:ilvl="4" w:tentative="1">
+      <w:start w:val="1"/>
+      <w:numFmt w:val="decimal"/>
+      <w:lvlText w:val="%5."/>
+      <w:lvlJc w:val="left"/>
+      <w:pPr>
+        <w:tabs>
+          <w:tab w:val="num" w:pos="3960"/>
+        </w:tabs>
+        <w:ind w:left="3960" w:hanging="360"/>
+      </w:pPr>
+    </w:lvl>
+    <w:lvl w:ilvl="5" w:tentative="1">
+      <w:start w:val="1"/>
+      <w:numFmt w:val="decimal"/>
+      <w:lvlText w:val="%6."/>
+      <w:lvlJc w:val="left"/>
+      <w:pPr>
+        <w:tabs>
+          <w:tab w:val="num" w:pos="4680"/>
+        </w:tabs>
+        <w:ind w:left="4680" w:hanging="360"/>
+      </w:pPr>
+    </w:lvl>
+    <w:lvl w:ilvl="6" w:tentative="1">
+      <w:start w:val="1"/>
+      <w:numFmt w:val="decimal"/>
+      <w:lvlText w:val="%7."/>
+      <w:lvlJc w:val="left"/>
+      <w:pPr>
+        <w:tabs>
+          <w:tab w:val="num" w:pos="5400"/>
+        </w:tabs>
+        <w:ind w:left="5400" w:hanging="360"/>
+      </w:pPr>
+    </w:lvl>
+    <w:lvl w:ilvl="7" w:tentative="1">
+      <w:start w:val="1"/>
+      <w:numFmt w:val="decimal"/>
+      <w:lvlText w:val="%8."/>
+      <w:lvlJc w:val="left"/>
+      <w:pPr>
+        <w:tabs>
+          <w:tab w:val="num" w:pos="6120"/>
+        </w:tabs>
+        <w:ind w:left="6120" w:hanging="360"/>
+      </w:pPr>
+    </w:lvl>
+    <w:lvl w:ilvl="8" w:tentative="1">
+      <w:start w:val="1"/>
+      <w:numFmt w:val="decimal"/>
+      <w:lvlText w:val="%9."/>
+      <w:lvlJc w:val="left"/>
+      <w:pPr>
+        <w:tabs>
+          <w:tab w:val="num" w:pos="6840"/>
+        </w:tabs>
+        <w:ind w:left="6840" w:hanging="360"/>
+      </w:pPr>
+    </w:lvl>
+  </w:abstractNum>
+  <w:abstractNum w:abstractNumId="19" w15:restartNumberingAfterBreak="0">
     <w:nsid w:val="51A570D9"/>
     <w:multiLevelType w:val="hybridMultilevel"/>
     <w:tmpl w:val="0D7A50D0"/>
@@ -4578,7 +4884,7 @@
       </w:rPr>
     </w:lvl>
   </w:abstractNum>
-  <w:abstractNum w:abstractNumId="15">
+  <w:abstractNum w:abstractNumId="20" w15:restartNumberingAfterBreak="0">
     <w:nsid w:val="5469767A"/>
     <w:multiLevelType w:val="hybridMultilevel"/>
     <w:tmpl w:val="CD7CC6F4"/>
@@ -4691,7 +4997,127 @@
       </w:rPr>
     </w:lvl>
   </w:abstractNum>
-  <w:abstractNum w:abstractNumId="16">
+  <w:abstractNum w:abstractNumId="21" w15:restartNumberingAfterBreak="0">
+    <w:nsid w:val="58C677EB"/>
+    <w:multiLevelType w:val="multilevel"/>
+    <w:tmpl w:val="9E326E14"/>
+    <w:lvl w:ilvl="0">
+      <w:start w:val="1"/>
+      <w:numFmt w:val="bullet"/>
+      <w:lvlText w:val=""/>
+      <w:lvlJc w:val="left"/>
+      <w:pPr>
+        <w:tabs>
+          <w:tab w:val="num" w:pos="720"/>
+        </w:tabs>
+        <w:ind w:left="720" w:hanging="360"/>
+      </w:pPr>
+      <w:rPr>
+        <w:rFonts w:ascii="Symbol" w:hAnsi="Symbol" w:hint="default"/>
+      </w:rPr>
+    </w:lvl>
+    <w:lvl w:ilvl="1">
+      <w:start w:val="1"/>
+      <w:numFmt w:val="bullet"/>
+      <w:lvlText w:val="o"/>
+      <w:lvlJc w:val="left"/>
+      <w:pPr>
+        <w:tabs>
+          <w:tab w:val="num" w:pos="1440"/>
+        </w:tabs>
+        <w:ind w:left="1440" w:hanging="360"/>
+      </w:pPr>
+      <w:rPr>
+        <w:rFonts w:ascii="Courier New" w:hAnsi="Courier New" w:hint="default"/>
+        <w:sz w:val="20"/>
+      </w:rPr>
+    </w:lvl>
+    <w:lvl w:ilvl="2" w:tentative="1">
+      <w:start w:val="1"/>
+      <w:numFmt w:val="decimal"/>
+      <w:lvlText w:val="%3."/>
+      <w:lvlJc w:val="left"/>
+      <w:pPr>
+        <w:tabs>
+          <w:tab w:val="num" w:pos="2160"/>
+        </w:tabs>
+        <w:ind w:left="2160" w:hanging="360"/>
+      </w:pPr>
+    </w:lvl>
+    <w:lvl w:ilvl="3" w:tentative="1">
+      <w:start w:val="1"/>
+      <w:numFmt w:val="decimal"/>
+      <w:lvlText w:val="%4."/>
+      <w:lvlJc w:val="left"/>
+      <w:pPr>
+        <w:tabs>
+          <w:tab w:val="num" w:pos="2880"/>
+        </w:tabs>
+        <w:ind w:left="2880" w:hanging="360"/>
+      </w:pPr>
+    </w:lvl>
+    <w:lvl w:ilvl="4" w:tentative="1">
+      <w:start w:val="1"/>
+      <w:numFmt w:val="decimal"/>
+      <w:lvlText w:val="%5."/>
+      <w:lvlJc w:val="left"/>
+      <w:pPr>
+        <w:tabs>
+          <w:tab w:val="num" w:pos="3600"/>
+        </w:tabs>
+        <w:ind w:left="3600" w:hanging="360"/>
+      </w:pPr>
+    </w:lvl>
+    <w:lvl w:ilvl="5" w:tentative="1">
+      <w:start w:val="1"/>
+      <w:numFmt w:val="decimal"/>
+      <w:lvlText w:val="%6."/>
+      <w:lvlJc w:val="left"/>
+      <w:pPr>
+        <w:tabs>
+          <w:tab w:val="num" w:pos="4320"/>
+        </w:tabs>
+        <w:ind w:left="4320" w:hanging="360"/>
+      </w:pPr>
+    </w:lvl>
+    <w:lvl w:ilvl="6" w:tentative="1">
+      <w:start w:val="1"/>
+      <w:numFmt w:val="decimal"/>
+      <w:lvlText w:val="%7."/>
+      <w:lvlJc w:val="left"/>
+      <w:pPr>
+        <w:tabs>
+          <w:tab w:val="num" w:pos="5040"/>
+        </w:tabs>
+        <w:ind w:left="5040" w:hanging="360"/>
+      </w:pPr>
+    </w:lvl>
+    <w:lvl w:ilvl="7" w:tentative="1">
+      <w:start w:val="1"/>
+      <w:numFmt w:val="decimal"/>
+      <w:lvlText w:val="%8."/>
+      <w:lvlJc w:val="left"/>
+      <w:pPr>
+        <w:tabs>
+          <w:tab w:val="num" w:pos="5760"/>
+        </w:tabs>
+        <w:ind w:left="5760" w:hanging="360"/>
+      </w:pPr>
+    </w:lvl>
+    <w:lvl w:ilvl="8" w:tentative="1">
+      <w:start w:val="1"/>
+      <w:numFmt w:val="decimal"/>
+      <w:lvlText w:val="%9."/>
+      <w:lvlJc w:val="left"/>
+      <w:pPr>
+        <w:tabs>
+          <w:tab w:val="num" w:pos="6480"/>
+        </w:tabs>
+        <w:ind w:left="6480" w:hanging="360"/>
+      </w:pPr>
+    </w:lvl>
+  </w:abstractNum>
+  <w:abstractNum w:abstractNumId="22" w15:restartNumberingAfterBreak="0">
     <w:nsid w:val="5B7019B2"/>
     <w:multiLevelType w:val="multilevel"/>
     <w:tmpl w:val="CCFEA164"/>
@@ -4840,7 +5266,7 @@
       </w:rPr>
     </w:lvl>
   </w:abstractNum>
-  <w:abstractNum w:abstractNumId="17">
+  <w:abstractNum w:abstractNumId="23" w15:restartNumberingAfterBreak="0">
     <w:nsid w:val="5D375675"/>
     <w:multiLevelType w:val="hybridMultilevel"/>
     <w:tmpl w:val="218093F2"/>
@@ -4956,7 +5382,7 @@
       </w:rPr>
     </w:lvl>
   </w:abstractNum>
-  <w:abstractNum w:abstractNumId="18">
+  <w:abstractNum w:abstractNumId="24" w15:restartNumberingAfterBreak="0">
     <w:nsid w:val="5F867490"/>
     <w:multiLevelType w:val="multilevel"/>
     <w:tmpl w:val="32F89E0E"/>
@@ -5069,7 +5495,7 @@
       </w:rPr>
     </w:lvl>
   </w:abstractNum>
-  <w:abstractNum w:abstractNumId="19">
+  <w:abstractNum w:abstractNumId="25" w15:restartNumberingAfterBreak="0">
     <w:nsid w:val="67CB14D4"/>
     <w:multiLevelType w:val="hybridMultilevel"/>
     <w:tmpl w:val="21368832"/>
@@ -5158,7 +5584,305 @@
       </w:pPr>
     </w:lvl>
   </w:abstractNum>
-  <w:abstractNum w:abstractNumId="20">
+  <w:abstractNum w:abstractNumId="26" w15:restartNumberingAfterBreak="0">
+    <w:nsid w:val="69EB3CC7"/>
+    <w:multiLevelType w:val="multilevel"/>
+    <w:tmpl w:val="D2886A70"/>
+    <w:lvl w:ilvl="0">
+      <w:start w:val="1"/>
+      <w:numFmt w:val="bullet"/>
+      <w:lvlText w:val=""/>
+      <w:lvlJc w:val="left"/>
+      <w:pPr>
+        <w:tabs>
+          <w:tab w:val="num" w:pos="720"/>
+        </w:tabs>
+        <w:ind w:left="720" w:hanging="360"/>
+      </w:pPr>
+      <w:rPr>
+        <w:rFonts w:ascii="Symbol" w:hAnsi="Symbol" w:hint="default"/>
+        <w:sz w:val="20"/>
+      </w:rPr>
+    </w:lvl>
+    <w:lvl w:ilvl="1" w:tentative="1">
+      <w:start w:val="1"/>
+      <w:numFmt w:val="bullet"/>
+      <w:lvlText w:val="o"/>
+      <w:lvlJc w:val="left"/>
+      <w:pPr>
+        <w:tabs>
+          <w:tab w:val="num" w:pos="1440"/>
+        </w:tabs>
+        <w:ind w:left="1440" w:hanging="360"/>
+      </w:pPr>
+      <w:rPr>
+        <w:rFonts w:ascii="Courier New" w:hAnsi="Courier New" w:hint="default"/>
+        <w:sz w:val="20"/>
+      </w:rPr>
+    </w:lvl>
+    <w:lvl w:ilvl="2" w:tentative="1">
+      <w:start w:val="1"/>
+      <w:numFmt w:val="bullet"/>
+      <w:lvlText w:val=""/>
+      <w:lvlJc w:val="left"/>
+      <w:pPr>
+        <w:tabs>
+          <w:tab w:val="num" w:pos="2160"/>
+        </w:tabs>
+        <w:ind w:left="2160" w:hanging="360"/>
+      </w:pPr>
+      <w:rPr>
+        <w:rFonts w:ascii="Wingdings" w:hAnsi="Wingdings" w:hint="default"/>
+        <w:sz w:val="20"/>
+      </w:rPr>
+    </w:lvl>
+    <w:lvl w:ilvl="3" w:tentative="1">
+      <w:start w:val="1"/>
+      <w:numFmt w:val="bullet"/>
+      <w:lvlText w:val=""/>
+      <w:lvlJc w:val="left"/>
+      <w:pPr>
+        <w:tabs>
+          <w:tab w:val="num" w:pos="2880"/>
+        </w:tabs>
+        <w:ind w:left="2880" w:hanging="360"/>
+      </w:pPr>
+      <w:rPr>
+        <w:rFonts w:ascii="Wingdings" w:hAnsi="Wingdings" w:hint="default"/>
+        <w:sz w:val="20"/>
+      </w:rPr>
+    </w:lvl>
+    <w:lvl w:ilvl="4" w:tentative="1">
+      <w:start w:val="1"/>
+      <w:numFmt w:val="bullet"/>
+      <w:lvlText w:val=""/>
+      <w:lvlJc w:val="left"/>
+      <w:pPr>
+        <w:tabs>
+          <w:tab w:val="num" w:pos="3600"/>
+        </w:tabs>
+        <w:ind w:left="3600" w:hanging="360"/>
+      </w:pPr>
+      <w:rPr>
+        <w:rFonts w:ascii="Wingdings" w:hAnsi="Wingdings" w:hint="default"/>
+        <w:sz w:val="20"/>
+      </w:rPr>
+    </w:lvl>
+    <w:lvl w:ilvl="5" w:tentative="1">
+      <w:start w:val="1"/>
+      <w:numFmt w:val="bullet"/>
+      <w:lvlText w:val=""/>
+      <w:lvlJc w:val="left"/>
+      <w:pPr>
+        <w:tabs>
+          <w:tab w:val="num" w:pos="4320"/>
+        </w:tabs>
+        <w:ind w:left="4320" w:hanging="360"/>
+      </w:pPr>
+      <w:rPr>
+        <w:rFonts w:ascii="Wingdings" w:hAnsi="Wingdings" w:hint="default"/>
+        <w:sz w:val="20"/>
+      </w:rPr>
+    </w:lvl>
+    <w:lvl w:ilvl="6" w:tentative="1">
+      <w:start w:val="1"/>
+      <w:numFmt w:val="bullet"/>
+      <w:lvlText w:val=""/>
+      <w:lvlJc w:val="left"/>
+      <w:pPr>
+        <w:tabs>
+          <w:tab w:val="num" w:pos="5040"/>
+        </w:tabs>
+        <w:ind w:left="5040" w:hanging="360"/>
+      </w:pPr>
+      <w:rPr>
+        <w:rFonts w:ascii="Wingdings" w:hAnsi="Wingdings" w:hint="default"/>
+        <w:sz w:val="20"/>
+      </w:rPr>
+    </w:lvl>
+    <w:lvl w:ilvl="7" w:tentative="1">
+      <w:start w:val="1"/>
+      <w:numFmt w:val="bullet"/>
+      <w:lvlText w:val=""/>
+      <w:lvlJc w:val="left"/>
+      <w:pPr>
+        <w:tabs>
+          <w:tab w:val="num" w:pos="5760"/>
+        </w:tabs>
+        <w:ind w:left="5760" w:hanging="360"/>
+      </w:pPr>
+      <w:rPr>
+        <w:rFonts w:ascii="Wingdings" w:hAnsi="Wingdings" w:hint="default"/>
+        <w:sz w:val="20"/>
+      </w:rPr>
+    </w:lvl>
+    <w:lvl w:ilvl="8" w:tentative="1">
+      <w:start w:val="1"/>
+      <w:numFmt w:val="bullet"/>
+      <w:lvlText w:val=""/>
+      <w:lvlJc w:val="left"/>
+      <w:pPr>
+        <w:tabs>
+          <w:tab w:val="num" w:pos="6480"/>
+        </w:tabs>
+        <w:ind w:left="6480" w:hanging="360"/>
+      </w:pPr>
+      <w:rPr>
+        <w:rFonts w:ascii="Wingdings" w:hAnsi="Wingdings" w:hint="default"/>
+        <w:sz w:val="20"/>
+      </w:rPr>
+    </w:lvl>
+  </w:abstractNum>
+  <w:abstractNum w:abstractNumId="27" w15:restartNumberingAfterBreak="0">
+    <w:nsid w:val="6CE31F39"/>
+    <w:multiLevelType w:val="multilevel"/>
+    <w:tmpl w:val="19147696"/>
+    <w:lvl w:ilvl="0">
+      <w:start w:val="1"/>
+      <w:numFmt w:val="bullet"/>
+      <w:lvlText w:val=""/>
+      <w:lvlJc w:val="left"/>
+      <w:pPr>
+        <w:tabs>
+          <w:tab w:val="num" w:pos="720"/>
+        </w:tabs>
+        <w:ind w:left="720" w:hanging="360"/>
+      </w:pPr>
+      <w:rPr>
+        <w:rFonts w:ascii="Symbol" w:hAnsi="Symbol" w:hint="default"/>
+        <w:sz w:val="20"/>
+      </w:rPr>
+    </w:lvl>
+    <w:lvl w:ilvl="1" w:tentative="1">
+      <w:start w:val="1"/>
+      <w:numFmt w:val="bullet"/>
+      <w:lvlText w:val="o"/>
+      <w:lvlJc w:val="left"/>
+      <w:pPr>
+        <w:tabs>
+          <w:tab w:val="num" w:pos="1440"/>
+        </w:tabs>
+        <w:ind w:left="1440" w:hanging="360"/>
+      </w:pPr>
+      <w:rPr>
+        <w:rFonts w:ascii="Courier New" w:hAnsi="Courier New" w:hint="default"/>
+        <w:sz w:val="20"/>
+      </w:rPr>
+    </w:lvl>
+    <w:lvl w:ilvl="2" w:tentative="1">
+      <w:start w:val="1"/>
+      <w:numFmt w:val="bullet"/>
+      <w:lvlText w:val=""/>
+      <w:lvlJc w:val="left"/>
+      <w:pPr>
+        <w:tabs>
+          <w:tab w:val="num" w:pos="2160"/>
+        </w:tabs>
+        <w:ind w:left="2160" w:hanging="360"/>
+      </w:pPr>
+      <w:rPr>
+        <w:rFonts w:ascii="Wingdings" w:hAnsi="Wingdings" w:hint="default"/>
+        <w:sz w:val="20"/>
+      </w:rPr>
+    </w:lvl>
+    <w:lvl w:ilvl="3" w:tentative="1">
+      <w:start w:val="1"/>
+      <w:numFmt w:val="bullet"/>
+      <w:lvlText w:val=""/>
+      <w:lvlJc w:val="left"/>
+      <w:pPr>
+        <w:tabs>
+          <w:tab w:val="num" w:pos="2880"/>
+        </w:tabs>
+        <w:ind w:left="2880" w:hanging="360"/>
+      </w:pPr>
+      <w:rPr>
+        <w:rFonts w:ascii="Wingdings" w:hAnsi="Wingdings" w:hint="default"/>
+        <w:sz w:val="20"/>
+      </w:rPr>
+    </w:lvl>
+    <w:lvl w:ilvl="4" w:tentative="1">
+      <w:start w:val="1"/>
+      <w:numFmt w:val="bullet"/>
+      <w:lvlText w:val=""/>
+      <w:lvlJc w:val="left"/>
+      <w:pPr>
+        <w:tabs>
+          <w:tab w:val="num" w:pos="3600"/>
+        </w:tabs>
+        <w:ind w:left="3600" w:hanging="360"/>
+      </w:pPr>
+      <w:rPr>
+        <w:rFonts w:ascii="Wingdings" w:hAnsi="Wingdings" w:hint="default"/>
+        <w:sz w:val="20"/>
+      </w:rPr>
+    </w:lvl>
+    <w:lvl w:ilvl="5" w:tentative="1">
+      <w:start w:val="1"/>
+      <w:numFmt w:val="bullet"/>
+      <w:lvlText w:val=""/>
+      <w:lvlJc w:val="left"/>
+      <w:pPr>
+        <w:tabs>
+          <w:tab w:val="num" w:pos="4320"/>
+        </w:tabs>
+        <w:ind w:left="4320" w:hanging="360"/>
+      </w:pPr>
+      <w:rPr>
+        <w:rFonts w:ascii="Wingdings" w:hAnsi="Wingdings" w:hint="default"/>
+        <w:sz w:val="20"/>
+      </w:rPr>
+    </w:lvl>
+    <w:lvl w:ilvl="6" w:tentative="1">
+      <w:start w:val="1"/>
+      <w:numFmt w:val="bullet"/>
+      <w:lvlText w:val=""/>
+      <w:lvlJc w:val="left"/>
+      <w:pPr>
+        <w:tabs>
+          <w:tab w:val="num" w:pos="5040"/>
+        </w:tabs>
+        <w:ind w:left="5040" w:hanging="360"/>
+      </w:pPr>
+      <w:rPr>
+        <w:rFonts w:ascii="Wingdings" w:hAnsi="Wingdings" w:hint="default"/>
+        <w:sz w:val="20"/>
+      </w:rPr>
+    </w:lvl>
+    <w:lvl w:ilvl="7" w:tentative="1">
+      <w:start w:val="1"/>
+      <w:numFmt w:val="bullet"/>
+      <w:lvlText w:val=""/>
+      <w:lvlJc w:val="left"/>
+      <w:pPr>
+        <w:tabs>
+          <w:tab w:val="num" w:pos="5760"/>
+        </w:tabs>
+        <w:ind w:left="5760" w:hanging="360"/>
+      </w:pPr>
+      <w:rPr>
+        <w:rFonts w:ascii="Wingdings" w:hAnsi="Wingdings" w:hint="default"/>
+        <w:sz w:val="20"/>
+      </w:rPr>
+    </w:lvl>
+    <w:lvl w:ilvl="8" w:tentative="1">
+      <w:start w:val="1"/>
+      <w:numFmt w:val="bullet"/>
+      <w:lvlText w:val=""/>
+      <w:lvlJc w:val="left"/>
+      <w:pPr>
+        <w:tabs>
+          <w:tab w:val="num" w:pos="6480"/>
+        </w:tabs>
+        <w:ind w:left="6480" w:hanging="360"/>
+      </w:pPr>
+      <w:rPr>
+        <w:rFonts w:ascii="Wingdings" w:hAnsi="Wingdings" w:hint="default"/>
+        <w:sz w:val="20"/>
+      </w:rPr>
+    </w:lvl>
+  </w:abstractNum>
+  <w:abstractNum w:abstractNumId="28" w15:restartNumberingAfterBreak="0">
     <w:nsid w:val="70E84302"/>
     <w:multiLevelType w:val="hybridMultilevel"/>
     <w:tmpl w:val="CD885CF8"/>
@@ -5271,7 +5995,156 @@
       </w:rPr>
     </w:lvl>
   </w:abstractNum>
-  <w:abstractNum w:abstractNumId="21">
+  <w:abstractNum w:abstractNumId="29" w15:restartNumberingAfterBreak="0">
+    <w:nsid w:val="714663BB"/>
+    <w:multiLevelType w:val="multilevel"/>
+    <w:tmpl w:val="75C0A97E"/>
+    <w:lvl w:ilvl="0">
+      <w:start w:val="1"/>
+      <w:numFmt w:val="bullet"/>
+      <w:lvlText w:val=""/>
+      <w:lvlJc w:val="left"/>
+      <w:pPr>
+        <w:tabs>
+          <w:tab w:val="num" w:pos="720"/>
+        </w:tabs>
+        <w:ind w:left="720" w:hanging="360"/>
+      </w:pPr>
+      <w:rPr>
+        <w:rFonts w:ascii="Symbol" w:hAnsi="Symbol" w:hint="default"/>
+        <w:sz w:val="20"/>
+      </w:rPr>
+    </w:lvl>
+    <w:lvl w:ilvl="1" w:tentative="1">
+      <w:start w:val="1"/>
+      <w:numFmt w:val="bullet"/>
+      <w:lvlText w:val="o"/>
+      <w:lvlJc w:val="left"/>
+      <w:pPr>
+        <w:tabs>
+          <w:tab w:val="num" w:pos="1440"/>
+        </w:tabs>
+        <w:ind w:left="1440" w:hanging="360"/>
+      </w:pPr>
+      <w:rPr>
+        <w:rFonts w:ascii="Courier New" w:hAnsi="Courier New" w:hint="default"/>
+        <w:sz w:val="20"/>
+      </w:rPr>
+    </w:lvl>
+    <w:lvl w:ilvl="2" w:tentative="1">
+      <w:start w:val="1"/>
+      <w:numFmt w:val="bullet"/>
+      <w:lvlText w:val=""/>
+      <w:lvlJc w:val="left"/>
+      <w:pPr>
+        <w:tabs>
+          <w:tab w:val="num" w:pos="2160"/>
+        </w:tabs>
+        <w:ind w:left="2160" w:hanging="360"/>
+      </w:pPr>
+      <w:rPr>
+        <w:rFonts w:ascii="Wingdings" w:hAnsi="Wingdings" w:hint="default"/>
+        <w:sz w:val="20"/>
+      </w:rPr>
+    </w:lvl>
+    <w:lvl w:ilvl="3" w:tentative="1">
+      <w:start w:val="1"/>
+      <w:numFmt w:val="bullet"/>
+      <w:lvlText w:val=""/>
+      <w:lvlJc w:val="left"/>
+      <w:pPr>
+        <w:tabs>
+          <w:tab w:val="num" w:pos="2880"/>
+        </w:tabs>
+        <w:ind w:left="2880" w:hanging="360"/>
+      </w:pPr>
+      <w:rPr>
+        <w:rFonts w:ascii="Wingdings" w:hAnsi="Wingdings" w:hint="default"/>
+        <w:sz w:val="20"/>
+      </w:rPr>
+    </w:lvl>
+    <w:lvl w:ilvl="4" w:tentative="1">
+      <w:start w:val="1"/>
+      <w:numFmt w:val="bullet"/>
+      <w:lvlText w:val=""/>
+      <w:lvlJc w:val="left"/>
+      <w:pPr>
+        <w:tabs>
+          <w:tab w:val="num" w:pos="3600"/>
+        </w:tabs>
+        <w:ind w:left="3600" w:hanging="360"/>
+      </w:pPr>
+      <w:rPr>
+        <w:rFonts w:ascii="Wingdings" w:hAnsi="Wingdings" w:hint="default"/>
+        <w:sz w:val="20"/>
+      </w:rPr>
+    </w:lvl>
+    <w:lvl w:ilvl="5" w:tentative="1">
+      <w:start w:val="1"/>
+      <w:numFmt w:val="bullet"/>
+      <w:lvlText w:val=""/>
+      <w:lvlJc w:val="left"/>
+      <w:pPr>
+        <w:tabs>
+          <w:tab w:val="num" w:pos="4320"/>
+        </w:tabs>
+        <w:ind w:left="4320" w:hanging="360"/>
+      </w:pPr>
+      <w:rPr>
+        <w:rFonts w:ascii="Wingdings" w:hAnsi="Wingdings" w:hint="default"/>
+        <w:sz w:val="20"/>
+      </w:rPr>
+    </w:lvl>
+    <w:lvl w:ilvl="6" w:tentative="1">
+      <w:start w:val="1"/>
+      <w:numFmt w:val="bullet"/>
+      <w:lvlText w:val=""/>
+      <w:lvlJc w:val="left"/>
+      <w:pPr>
+        <w:tabs>
+          <w:tab w:val="num" w:pos="5040"/>
+        </w:tabs>
+        <w:ind w:left="5040" w:hanging="360"/>
+      </w:pPr>
+      <w:rPr>
+        <w:rFonts w:ascii="Wingdings" w:hAnsi="Wingdings" w:hint="default"/>
+        <w:sz w:val="20"/>
+      </w:rPr>
+    </w:lvl>
+    <w:lvl w:ilvl="7" w:tentative="1">
+      <w:start w:val="1"/>
+      <w:numFmt w:val="bullet"/>
+      <w:lvlText w:val=""/>
+      <w:lvlJc w:val="left"/>
+      <w:pPr>
+        <w:tabs>
+          <w:tab w:val="num" w:pos="5760"/>
+        </w:tabs>
+        <w:ind w:left="5760" w:hanging="360"/>
+      </w:pPr>
+      <w:rPr>
+        <w:rFonts w:ascii="Wingdings" w:hAnsi="Wingdings" w:hint="default"/>
+        <w:sz w:val="20"/>
+      </w:rPr>
+    </w:lvl>
+    <w:lvl w:ilvl="8" w:tentative="1">
+      <w:start w:val="1"/>
+      <w:numFmt w:val="bullet"/>
+      <w:lvlText w:val=""/>
+      <w:lvlJc w:val="left"/>
+      <w:pPr>
+        <w:tabs>
+          <w:tab w:val="num" w:pos="6480"/>
+        </w:tabs>
+        <w:ind w:left="6480" w:hanging="360"/>
+      </w:pPr>
+      <w:rPr>
+        <w:rFonts w:ascii="Wingdings" w:hAnsi="Wingdings" w:hint="default"/>
+        <w:sz w:val="20"/>
+      </w:rPr>
+    </w:lvl>
+  </w:abstractNum>
+  <w:abstractNum w:abstractNumId="30" w15:restartNumberingAfterBreak="0">
     <w:nsid w:val="72380BC4"/>
     <w:multiLevelType w:val="multilevel"/>
     <w:tmpl w:val="AEF8DF96"/>
@@ -5358,7 +6231,7 @@
       </w:pPr>
     </w:lvl>
   </w:abstractNum>
-  <w:abstractNum w:abstractNumId="22">
+  <w:abstractNum w:abstractNumId="31" w15:restartNumberingAfterBreak="0">
     <w:nsid w:val="77A65E77"/>
     <w:multiLevelType w:val="multilevel"/>
     <w:tmpl w:val="7018A13E"/>
@@ -5507,65 +6380,65 @@
       </w:rPr>
     </w:lvl>
   </w:abstractNum>
-  <w:num w:numId="1">
-    <w:abstractNumId w:val="15"/>
-  </w:num>
-  <w:num w:numId="2">
-    <w:abstractNumId w:val="4"/>
-  </w:num>
-  <w:num w:numId="3">
+  <w:num w:numId="1" w16cid:durableId="1164126985">
     <w:abstractNumId w:val="20"/>
   </w:num>
-  <w:num w:numId="4">
-    <w:abstractNumId w:val="17"/>
-  </w:num>
-  <w:num w:numId="5">
+  <w:num w:numId="2" w16cid:durableId="1896694171">
     <w:abstractNumId w:val="5"/>
   </w:num>
-  <w:num w:numId="6">
+  <w:num w:numId="3" w16cid:durableId="577254136">
+    <w:abstractNumId w:val="28"/>
+  </w:num>
+  <w:num w:numId="4" w16cid:durableId="193737641">
+    <w:abstractNumId w:val="23"/>
+  </w:num>
+  <w:num w:numId="5" w16cid:durableId="2144152517">
+    <w:abstractNumId w:val="6"/>
+  </w:num>
+  <w:num w:numId="6" w16cid:durableId="452019793">
     <w:abstractNumId w:val="0"/>
   </w:num>
-  <w:num w:numId="7">
-    <w:abstractNumId w:val="12"/>
+  <w:num w:numId="7" w16cid:durableId="1891770802">
+    <w:abstractNumId w:val="16"/>
   </w:num>
-  <w:num w:numId="8">
-    <w:abstractNumId w:val="14"/>
+  <w:num w:numId="8" w16cid:durableId="1226991091">
+    <w:abstractNumId w:val="19"/>
   </w:num>
-  <w:num w:numId="9">
-    <w:abstractNumId w:val="18"/>
+  <w:num w:numId="9" w16cid:durableId="1620531209">
+    <w:abstractNumId w:val="24"/>
   </w:num>
-  <w:num w:numId="10">
+  <w:num w:numId="10" w16cid:durableId="458955670">
     <w:abstractNumId w:val="0"/>
   </w:num>
-  <w:num w:numId="11">
+  <w:num w:numId="11" w16cid:durableId="1410347021">
     <w:abstractNumId w:val="0"/>
   </w:num>
-  <w:num w:numId="12">
+  <w:num w:numId="12" w16cid:durableId="1836527306">
     <w:abstractNumId w:val="0"/>
   </w:num>
-  <w:num w:numId="13">
+  <w:num w:numId="13" w16cid:durableId="1117796301">
     <w:abstractNumId w:val="0"/>
   </w:num>
-  <w:num w:numId="14">
+  <w:num w:numId="14" w16cid:durableId="1796173846">
     <w:abstractNumId w:val="0"/>
   </w:num>
-  <w:num w:numId="15">
+  <w:num w:numId="15" w16cid:durableId="1789816428">
     <w:abstractNumId w:val="0"/>
     <w:lvlOverride w:ilvl="0">
       <w:startOverride w:val="1"/>
     </w:lvlOverride>
   </w:num>
-  <w:num w:numId="16">
+  <w:num w:numId="16" w16cid:durableId="182982277">
     <w:abstractNumId w:val="0"/>
   </w:num>
-  <w:num w:numId="17">
+  <w:num w:numId="17" w16cid:durableId="1018042646">
     <w:abstractNumId w:val="0"/>
   </w:num>
-  <w:num w:numId="18">
+  <w:num w:numId="18" w16cid:durableId="310450229">
     <w:abstractNumId w:val="0"/>
   </w:num>
-  <w:num w:numId="19">
-    <w:abstractNumId w:val="21"/>
+  <w:num w:numId="19" w16cid:durableId="742290397">
+    <w:abstractNumId w:val="30"/>
     <w:lvlOverride w:ilvl="0">
       <w:startOverride w:val="1"/>
     </w:lvlOverride>
@@ -5594,53 +6467,80 @@
       <w:startOverride w:val="1"/>
     </w:lvlOverride>
   </w:num>
-  <w:num w:numId="20">
+  <w:num w:numId="20" w16cid:durableId="2098288826">
+    <w:abstractNumId w:val="30"/>
+  </w:num>
+  <w:num w:numId="21" w16cid:durableId="446196344">
+    <w:abstractNumId w:val="12"/>
+  </w:num>
+  <w:num w:numId="22" w16cid:durableId="2093314739">
+    <w:abstractNumId w:val="9"/>
+  </w:num>
+  <w:num w:numId="23" w16cid:durableId="1293827249">
+    <w:abstractNumId w:val="7"/>
+  </w:num>
+  <w:num w:numId="24" w16cid:durableId="1699696185">
+    <w:abstractNumId w:val="31"/>
+  </w:num>
+  <w:num w:numId="25" w16cid:durableId="302078110">
+    <w:abstractNumId w:val="22"/>
+  </w:num>
+  <w:num w:numId="26" w16cid:durableId="1580095946">
+    <w:abstractNumId w:val="17"/>
+  </w:num>
+  <w:num w:numId="27" w16cid:durableId="1942571081">
+    <w:abstractNumId w:val="8"/>
+  </w:num>
+  <w:num w:numId="28" w16cid:durableId="518130254">
+    <w:abstractNumId w:val="4"/>
+  </w:num>
+  <w:num w:numId="29" w16cid:durableId="1441487701">
+    <w:abstractNumId w:val="13"/>
+  </w:num>
+  <w:num w:numId="30" w16cid:durableId="1254824648">
+    <w:abstractNumId w:val="15"/>
+  </w:num>
+  <w:num w:numId="31" w16cid:durableId="1807043130">
+    <w:abstractNumId w:val="1"/>
+  </w:num>
+  <w:num w:numId="32" w16cid:durableId="2088843855">
+    <w:abstractNumId w:val="25"/>
+  </w:num>
+  <w:num w:numId="33" w16cid:durableId="256720346">
+    <w:abstractNumId w:val="2"/>
+  </w:num>
+  <w:num w:numId="34" w16cid:durableId="2024629296">
+    <w:abstractNumId w:val="29"/>
+  </w:num>
+  <w:num w:numId="35" w16cid:durableId="2001156834">
+    <w:abstractNumId w:val="27"/>
+  </w:num>
+  <w:num w:numId="36" w16cid:durableId="1535927968">
+    <w:abstractNumId w:val="11"/>
+  </w:num>
+  <w:num w:numId="37" w16cid:durableId="1189442904">
+    <w:abstractNumId w:val="3"/>
+  </w:num>
+  <w:num w:numId="38" w16cid:durableId="1416246293">
+    <w:abstractNumId w:val="26"/>
+  </w:num>
+  <w:num w:numId="39" w16cid:durableId="328555897">
+    <w:abstractNumId w:val="10"/>
+  </w:num>
+  <w:num w:numId="40" w16cid:durableId="376469734">
     <w:abstractNumId w:val="21"/>
   </w:num>
-  <w:num w:numId="21">
-    <w:abstractNumId w:val="9"/>
+  <w:num w:numId="41" w16cid:durableId="415172043">
+    <w:abstractNumId w:val="18"/>
   </w:num>
-  <w:num w:numId="22">
-    <w:abstractNumId w:val="8"/>
-  </w:num>
-  <w:num w:numId="23">
-    <w:abstractNumId w:val="6"/>
-  </w:num>
-  <w:num w:numId="24">
-    <w:abstractNumId w:val="22"/>
-  </w:num>
-  <w:num w:numId="25">
-    <w:abstractNumId w:val="16"/>
-  </w:num>
-  <w:num w:numId="26">
-    <w:abstractNumId w:val="13"/>
-  </w:num>
-  <w:num w:numId="27">
-    <w:abstractNumId w:val="7"/>
-  </w:num>
-  <w:num w:numId="28">
-    <w:abstractNumId w:val="3"/>
-  </w:num>
-  <w:num w:numId="29">
-    <w:abstractNumId w:val="10"/>
-  </w:num>
-  <w:num w:numId="30">
-    <w:abstractNumId w:val="11"/>
-  </w:num>
-  <w:num w:numId="31">
-    <w:abstractNumId w:val="1"/>
-  </w:num>
-  <w:num w:numId="32">
-    <w:abstractNumId w:val="19"/>
-  </w:num>
-  <w:num w:numId="33">
-    <w:abstractNumId w:val="2"/>
+  <w:num w:numId="42" w16cid:durableId="2144732675">
+    <w:abstractNumId w:val="14"/>
   </w:num>
 </w:numbering>
 </file>
 
 <file path=word/styles.xml><?xml version="1.0" encoding="utf-8"?>
-<w:styles xmlns:mc="http://schemas.openxmlformats.org/markup-compatibility/2006" xmlns:r="http://schemas.openxmlformats.org/officeDocument/2006/relationships" xmlns:w="http://schemas.openxmlformats.org/wordprocessingml/2006/main" xmlns:w14="http://schemas.microsoft.com/office/word/2010/wordml" xmlns:w15="http://schemas.microsoft.com/office/word/2012/wordml" mc:Ignorable="w14 w15">
+<w:styles xmlns:mc="http://schemas.openxmlformats.org/markup-compatibility/2006" xmlns:r="http://schemas.openxmlformats.org/officeDocument/2006/relationships" xmlns:w="http://schemas.openxmlformats.org/wordprocessingml/2006/main" xmlns:w14="http://schemas.microsoft.com/office/word/2010/wordml" xmlns:w15="http://schemas.microsoft.com/office/word/2012/wordml" xmlns:w16cex="http://schemas.microsoft.com/office/word/2018/wordml/cex" xmlns:w16cid="http://schemas.microsoft.com/office/word/2016/wordml/cid" xmlns:w16="http://schemas.microsoft.com/office/word/2018/wordml" xmlns:w16du="http://schemas.microsoft.com/office/word/2023/wordml/word16du" xmlns:w16sdtdh="http://schemas.microsoft.com/office/word/2020/wordml/sdtdatahash" xmlns:w16sdtfl="http://schemas.microsoft.com/office/word/2024/wordml/sdtformatlock" xmlns:w16se="http://schemas.microsoft.com/office/word/2015/wordml/symex" mc:Ignorable="w14 w15 w16se w16cid w16 w16cex w16sdtdh w16sdtfl w16du">
   <w:docDefaults>
     <w:rPrDefault>
       <w:rPr>
@@ -5650,7 +6550,7 @@
     </w:rPrDefault>
     <w:pPrDefault/>
   </w:docDefaults>
-  <w:latentStyles w:defLockedState="0" w:defUIPriority="99" w:defSemiHidden="0" w:defUnhideWhenUsed="0" w:defQFormat="0" w:count="371">
+  <w:latentStyles w:defLockedState="0" w:defUIPriority="99" w:defSemiHidden="0" w:defUnhideWhenUsed="0" w:defQFormat="0" w:count="376">
     <w:lsdException w:name="Normal" w:uiPriority="0" w:qFormat="1"/>
     <w:lsdException w:name="heading 1" w:uiPriority="9" w:qFormat="1"/>
     <w:lsdException w:name="heading 2" w:semiHidden="1" w:uiPriority="9" w:unhideWhenUsed="1" w:qFormat="1"/>
@@ -6022,11 +6922,16 @@
     <w:lsdException w:name="List Table 5 Dark Accent 6" w:uiPriority="50"/>
     <w:lsdException w:name="List Table 6 Colorful Accent 6" w:uiPriority="51"/>
     <w:lsdException w:name="List Table 7 Colorful Accent 6" w:uiPriority="52"/>
+    <w:lsdException w:name="Mention" w:semiHidden="1" w:unhideWhenUsed="1"/>
+    <w:lsdException w:name="Smart Hyperlink" w:semiHidden="1" w:unhideWhenUsed="1"/>
+    <w:lsdException w:name="Hashtag" w:semiHidden="1" w:unhideWhenUsed="1"/>
+    <w:lsdException w:name="Unresolved Mention" w:semiHidden="1" w:unhideWhenUsed="1"/>
+    <w:lsdException w:name="Smart Link" w:semiHidden="1" w:unhideWhenUsed="1"/>
   </w:latentStyles>
   <w:style w:type="paragraph" w:default="1" w:styleId="a0">
     <w:name w:val="Normal"/>
     <w:qFormat/>
-    <w:rsid w:val="00B24B73"/>
+    <w:rsid w:val="004D7078"/>
     <w:pPr>
       <w:ind w:firstLine="709"/>
       <w:jc w:val="both"/>
@@ -6243,7 +7148,6 @@
   <w:style w:type="character" w:default="1" w:styleId="a1">
     <w:name w:val="Default Paragraph Font"/>
     <w:uiPriority w:val="1"/>
-    <w:semiHidden/>
     <w:unhideWhenUsed/>
   </w:style>
   <w:style w:type="table" w:default="1" w:styleId="a2">
@@ -6417,7 +7321,7 @@
     </w:rPr>
   </w:style>
   <w:style w:type="character" w:customStyle="1" w:styleId="a5">
-    <w:name w:val="Название Знак"/>
+    <w:name w:val="Заголовок Знак"/>
     <w:link w:val="a4"/>
     <w:uiPriority w:val="10"/>
     <w:rsid w:val="00BC167E"/>
@@ -6952,7 +7856,6 @@
     <w:uiPriority w:val="59"/>
     <w:rsid w:val="003F1D21"/>
     <w:tblPr>
-      <w:tblInd w:w="0" w:type="dxa"/>
       <w:tblBorders>
         <w:top w:val="single" w:sz="4" w:space="0" w:color="auto"/>
         <w:left w:val="single" w:sz="4" w:space="0" w:color="auto"/>
@@ -6961,12 +7864,6 @@
         <w:insideH w:val="single" w:sz="4" w:space="0" w:color="auto"/>
         <w:insideV w:val="single" w:sz="4" w:space="0" w:color="auto"/>
       </w:tblBorders>
-      <w:tblCellMar>
-        <w:top w:w="0" w:type="dxa"/>
-        <w:left w:w="108" w:type="dxa"/>
-        <w:bottom w:w="0" w:type="dxa"/>
-        <w:right w:w="108" w:type="dxa"/>
-      </w:tblCellMar>
     </w:tblPr>
   </w:style>
   <w:style w:type="paragraph" w:customStyle="1" w:styleId="aff9">
